--- a/lessons/2-8/downloads/reveal/2.8-session-1-practice-form-a.docx
+++ b/lessons/2-8/downloads/reveal/2.8-session-1-practice-form-a.docx
@@ -15,7 +15,7 @@
         <w:rPr>
           <w:rFonts w:ascii="Avenir Next" w:hAnsi="Avenir Next" w:cs="Avenir Next" w:eastAsia="Avenir Next"/>
           <w:color w:val="1A1A1A"/>
-          <w:sz w:val="20"/>
+          <w:sz w:val="22"/>
           <w:szCs w:val="20"/>
         </w:rPr>
         <w:t xml:space="preserve">Name</w:t>
@@ -33,7 +33,7 @@
         <w:rPr>
           <w:rFonts w:ascii="Avenir Next" w:hAnsi="Avenir Next" w:cs="Avenir Next" w:eastAsia="Avenir Next"/>
           <w:color w:val="1A1A1A"/>
-          <w:sz w:val="20"/>
+          <w:sz w:val="22"/>
           <w:szCs w:val="20"/>
         </w:rPr>
         <w:t xml:space="preserve">   Date</w:t>
@@ -51,7 +51,7 @@
         <w:rPr>
           <w:rFonts w:ascii="Avenir Next" w:hAnsi="Avenir Next" w:cs="Avenir Next" w:eastAsia="Avenir Next"/>
           <w:color w:val="1A1A1A"/>
-          <w:sz w:val="20"/>
+          <w:sz w:val="22"/>
           <w:szCs w:val="20"/>
         </w:rPr>
         <w:t xml:space="preserve">   Period</w:t>
@@ -78,7 +78,7 @@
           <w:caps/>
           <w:color w:val="003A70"/>
           <w:spacing w:val="12"/>
-          <w:sz w:val="19"/>
+          <w:sz w:val="22"/>
           <w:szCs w:val="19"/>
         </w:rPr>
         <w:t xml:space="preserve">Lesson 2-8  ·  Session 1  ·  Practice  ·  Form A</w:t>
@@ -86,6 +86,7 @@
     </w:p>
     <w:p>
       <w:pPr>
+        <w:pStyle w:val="Heading1"/>
         <w:keepNext/>
         <w:spacing w:before="0" w:after="10" w:line="240" w:lineRule="auto"/>
       </w:pPr>
@@ -111,7 +112,7 @@
         <w:rPr>
           <w:rFonts w:ascii="Avenir Next" w:hAnsi="Avenir Next" w:cs="Avenir Next" w:eastAsia="Avenir Next"/>
           <w:color w:val="5A5F66"/>
-          <w:sz w:val="17"/>
+          <w:sz w:val="22"/>
           <w:szCs w:val="17"/>
         </w:rPr>
         <w:t xml:space="preserve">Learning target — I can find the mean of a data set by sharing the total equally among the values.</w:t>
@@ -128,7 +129,7 @@
     </w:p>
     <w:p>
       <w:pPr>
-        <w:spacing w:before="0" w:after="0" w:line="60" w:lineRule="auto"/>
+        <w:spacing w:before="0" w:after="0" w:line="50" w:lineRule="exact"/>
       </w:pPr>
     </w:p>
     <w:tbl>
@@ -167,6 +168,7 @@
           </w:tcPr>
           <w:p>
             <w:pPr>
+              <w:pStyle w:val="Heading2"/>
               <w:spacing w:before="0" w:after="40" w:line="264" w:lineRule="auto"/>
             </w:pPr>
             <w:r>
@@ -194,25 +196,25 @@
                 <w:rFonts w:ascii="Avenir Next" w:hAnsi="Avenir Next" w:cs="Avenir Next" w:eastAsia="Avenir Next"/>
                 <w:b/>
                 <w:color w:val="003A70"/>
+                <w:sz w:val="22"/>
+                <w:szCs w:val="18"/>
+              </w:rPr>
+              <w:t xml:space="preserve">•</w:t>
+            </w:r>
+            <w:r>
+              <w:rPr>
+                <w:rFonts w:ascii="Avenir Next" w:hAnsi="Avenir Next" w:cs="Avenir Next" w:eastAsia="Avenir Next"/>
+                <w:color w:val="1A1A1A"/>
                 <w:sz w:val="18"/>
                 <w:szCs w:val="18"/>
               </w:rPr>
-              <w:t xml:space="preserve">•</w:t>
-            </w:r>
-            <w:r>
-              <w:rPr>
-                <w:rFonts w:ascii="Avenir Next" w:hAnsi="Avenir Next" w:cs="Avenir Next" w:eastAsia="Avenir Next"/>
-                <w:color w:val="1A1A1A"/>
-                <w:sz w:val="18"/>
-                <w:szCs w:val="18"/>
-              </w:rPr>
               <w:tab/>
             </w:r>
             <w:r>
               <w:rPr>
                 <w:rFonts w:ascii="Avenir Next" w:hAnsi="Avenir Next" w:cs="Avenir Next" w:eastAsia="Avenir Next"/>
                 <w:color w:val="1A1A1A"/>
-                <w:sz w:val="18"/>
+                <w:sz w:val="22"/>
                 <w:szCs w:val="18"/>
               </w:rPr>
               <w:t xml:space="preserve">The </w:t>
@@ -222,7 +224,7 @@
                 <w:rFonts w:ascii="Avenir Next" w:hAnsi="Avenir Next" w:cs="Avenir Next" w:eastAsia="Avenir Next"/>
                 <w:b/>
                 <w:color w:val="1A1A1A"/>
-                <w:sz w:val="18"/>
+                <w:sz w:val="22"/>
                 <w:szCs w:val="18"/>
               </w:rPr>
               <w:t xml:space="preserve">mean</w:t>
@@ -231,7 +233,7 @@
               <w:rPr>
                 <w:rFonts w:ascii="Avenir Next" w:hAnsi="Avenir Next" w:cs="Avenir Next" w:eastAsia="Avenir Next"/>
                 <w:color w:val="1A1A1A"/>
-                <w:sz w:val="18"/>
+                <w:sz w:val="22"/>
                 <w:szCs w:val="18"/>
               </w:rPr>
               <w:t xml:space="preserve"> is a fair share: add all the values, then </w:t>
@@ -241,7 +243,7 @@
                 <w:rFonts w:ascii="Avenir Next" w:hAnsi="Avenir Next" w:cs="Avenir Next" w:eastAsia="Avenir Next"/>
                 <w:b/>
                 <w:color w:val="1A1A1A"/>
-                <w:sz w:val="18"/>
+                <w:sz w:val="22"/>
                 <w:szCs w:val="18"/>
               </w:rPr>
               <w:t xml:space="preserve">divide by how many</w:t>
@@ -250,7 +252,7 @@
               <w:rPr>
                 <w:rFonts w:ascii="Avenir Next" w:hAnsi="Avenir Next" w:cs="Avenir Next" w:eastAsia="Avenir Next"/>
                 <w:color w:val="1A1A1A"/>
-                <w:sz w:val="18"/>
+                <w:sz w:val="22"/>
                 <w:szCs w:val="18"/>
               </w:rPr>
               <w:t xml:space="preserve"> values there are.</w:t>
@@ -269,25 +271,25 @@
                 <w:rFonts w:ascii="Avenir Next" w:hAnsi="Avenir Next" w:cs="Avenir Next" w:eastAsia="Avenir Next"/>
                 <w:b/>
                 <w:color w:val="003A70"/>
+                <w:sz w:val="22"/>
+                <w:szCs w:val="18"/>
+              </w:rPr>
+              <w:t xml:space="preserve">•</w:t>
+            </w:r>
+            <w:r>
+              <w:rPr>
+                <w:rFonts w:ascii="Avenir Next" w:hAnsi="Avenir Next" w:cs="Avenir Next" w:eastAsia="Avenir Next"/>
+                <w:color w:val="1A1A1A"/>
                 <w:sz w:val="18"/>
                 <w:szCs w:val="18"/>
               </w:rPr>
-              <w:t xml:space="preserve">•</w:t>
-            </w:r>
-            <w:r>
-              <w:rPr>
-                <w:rFonts w:ascii="Avenir Next" w:hAnsi="Avenir Next" w:cs="Avenir Next" w:eastAsia="Avenir Next"/>
-                <w:color w:val="1A1A1A"/>
-                <w:sz w:val="18"/>
-                <w:szCs w:val="18"/>
-              </w:rPr>
               <w:tab/>
             </w:r>
             <w:r>
               <w:rPr>
                 <w:rFonts w:ascii="Avenir Next" w:hAnsi="Avenir Next" w:cs="Avenir Next" w:eastAsia="Avenir Next"/>
                 <w:color w:val="1A1A1A"/>
-                <w:sz w:val="18"/>
+                <w:sz w:val="22"/>
                 <w:szCs w:val="18"/>
               </w:rPr>
               <w:t xml:space="preserve">Count </w:t>
@@ -297,7 +299,7 @@
                 <w:rFonts w:ascii="Avenir Next" w:hAnsi="Avenir Next" w:cs="Avenir Next" w:eastAsia="Avenir Next"/>
                 <w:b/>
                 <w:color w:val="1A1A1A"/>
-                <w:sz w:val="18"/>
+                <w:sz w:val="22"/>
                 <w:szCs w:val="18"/>
               </w:rPr>
               <w:t xml:space="preserve">every</w:t>
@@ -306,7 +308,7 @@
               <w:rPr>
                 <w:rFonts w:ascii="Avenir Next" w:hAnsi="Avenir Next" w:cs="Avenir Next" w:eastAsia="Avenir Next"/>
                 <w:color w:val="1A1A1A"/>
-                <w:sz w:val="18"/>
+                <w:sz w:val="22"/>
                 <w:szCs w:val="18"/>
               </w:rPr>
               <w:t xml:space="preserve"> value, even a 0.</w:t>
@@ -325,25 +327,25 @@
                 <w:rFonts w:ascii="Avenir Next" w:hAnsi="Avenir Next" w:cs="Avenir Next" w:eastAsia="Avenir Next"/>
                 <w:b/>
                 <w:color w:val="003A70"/>
+                <w:sz w:val="22"/>
+                <w:szCs w:val="18"/>
+              </w:rPr>
+              <w:t xml:space="preserve">•</w:t>
+            </w:r>
+            <w:r>
+              <w:rPr>
+                <w:rFonts w:ascii="Avenir Next" w:hAnsi="Avenir Next" w:cs="Avenir Next" w:eastAsia="Avenir Next"/>
+                <w:color w:val="1A1A1A"/>
                 <w:sz w:val="18"/>
                 <w:szCs w:val="18"/>
               </w:rPr>
-              <w:t xml:space="preserve">•</w:t>
-            </w:r>
-            <w:r>
-              <w:rPr>
-                <w:rFonts w:ascii="Avenir Next" w:hAnsi="Avenir Next" w:cs="Avenir Next" w:eastAsia="Avenir Next"/>
-                <w:color w:val="1A1A1A"/>
-                <w:sz w:val="18"/>
-                <w:szCs w:val="18"/>
-              </w:rPr>
               <w:tab/>
             </w:r>
             <w:r>
               <w:rPr>
                 <w:rFonts w:ascii="Avenir Next" w:hAnsi="Avenir Next" w:cs="Avenir Next" w:eastAsia="Avenir Next"/>
                 <w:color w:val="1A1A1A"/>
-                <w:sz w:val="18"/>
+                <w:sz w:val="22"/>
                 <w:szCs w:val="18"/>
               </w:rPr>
               <w:t xml:space="preserve">The mean is always between the least and greatest values.</w:t>
@@ -358,6 +360,7 @@
           </w:tcPr>
           <w:p>
             <w:pPr>
+              <w:pStyle w:val="Heading2"/>
               <w:spacing w:before="0" w:after="40" w:line="264" w:lineRule="auto"/>
             </w:pPr>
             <w:r>
@@ -380,7 +383,7 @@
               <w:rPr>
                 <w:rFonts w:ascii="Avenir Next" w:hAnsi="Avenir Next" w:cs="Avenir Next" w:eastAsia="Avenir Next"/>
                 <w:color w:val="1A1A1A"/>
-                <w:sz w:val="17"/>
+                <w:sz w:val="22"/>
                 <w:szCs w:val="17"/>
               </w:rPr>
               <w:t xml:space="preserve">Four friends have 3, 5, 6 and 10 stickers. Find the mean.</w:t>
@@ -399,25 +402,25 @@
                 <w:rFonts w:ascii="Avenir Next" w:hAnsi="Avenir Next" w:cs="Avenir Next" w:eastAsia="Avenir Next"/>
                 <w:b/>
                 <w:color w:val="003A70"/>
+                <w:sz w:val="22"/>
+                <w:szCs w:val="17"/>
+              </w:rPr>
+              <w:t xml:space="preserve">Step 1</w:t>
+            </w:r>
+            <w:r>
+              <w:rPr>
+                <w:rFonts w:ascii="Avenir Next" w:hAnsi="Avenir Next" w:cs="Avenir Next" w:eastAsia="Avenir Next"/>
+                <w:color w:val="1A1A1A"/>
                 <w:sz w:val="17"/>
                 <w:szCs w:val="17"/>
               </w:rPr>
-              <w:t xml:space="preserve">Step 1</w:t>
-            </w:r>
-            <w:r>
-              <w:rPr>
-                <w:rFonts w:ascii="Avenir Next" w:hAnsi="Avenir Next" w:cs="Avenir Next" w:eastAsia="Avenir Next"/>
-                <w:color w:val="1A1A1A"/>
-                <w:sz w:val="17"/>
-                <w:szCs w:val="17"/>
-              </w:rPr>
               <w:tab/>
             </w:r>
             <w:r>
               <w:rPr>
                 <w:rFonts w:ascii="Avenir Next" w:hAnsi="Avenir Next" w:cs="Avenir Next" w:eastAsia="Avenir Next"/>
                 <w:color w:val="1A1A1A"/>
-                <w:sz w:val="17"/>
+                <w:sz w:val="22"/>
                 <w:szCs w:val="17"/>
               </w:rPr>
               <w:t xml:space="preserve">Add: 3 + 5 + 6 + 10 = 24.</w:t>
@@ -436,25 +439,25 @@
                 <w:rFonts w:ascii="Avenir Next" w:hAnsi="Avenir Next" w:cs="Avenir Next" w:eastAsia="Avenir Next"/>
                 <w:b/>
                 <w:color w:val="003A70"/>
+                <w:sz w:val="22"/>
+                <w:szCs w:val="17"/>
+              </w:rPr>
+              <w:t xml:space="preserve">Step 2</w:t>
+            </w:r>
+            <w:r>
+              <w:rPr>
+                <w:rFonts w:ascii="Avenir Next" w:hAnsi="Avenir Next" w:cs="Avenir Next" w:eastAsia="Avenir Next"/>
+                <w:color w:val="1A1A1A"/>
                 <w:sz w:val="17"/>
                 <w:szCs w:val="17"/>
               </w:rPr>
-              <w:t xml:space="preserve">Step 2</w:t>
-            </w:r>
-            <w:r>
-              <w:rPr>
-                <w:rFonts w:ascii="Avenir Next" w:hAnsi="Avenir Next" w:cs="Avenir Next" w:eastAsia="Avenir Next"/>
-                <w:color w:val="1A1A1A"/>
-                <w:sz w:val="17"/>
-                <w:szCs w:val="17"/>
-              </w:rPr>
               <w:tab/>
             </w:r>
             <w:r>
               <w:rPr>
                 <w:rFonts w:ascii="Avenir Next" w:hAnsi="Avenir Next" w:cs="Avenir Next" w:eastAsia="Avenir Next"/>
                 <w:color w:val="1A1A1A"/>
-                <w:sz w:val="17"/>
+                <w:sz w:val="22"/>
                 <w:szCs w:val="17"/>
               </w:rPr>
               <w:t xml:space="preserve">Count: there are 4 values.</w:t>
@@ -473,25 +476,25 @@
                 <w:rFonts w:ascii="Avenir Next" w:hAnsi="Avenir Next" w:cs="Avenir Next" w:eastAsia="Avenir Next"/>
                 <w:b/>
                 <w:color w:val="003A70"/>
+                <w:sz w:val="22"/>
+                <w:szCs w:val="17"/>
+              </w:rPr>
+              <w:t xml:space="preserve">Step 3</w:t>
+            </w:r>
+            <w:r>
+              <w:rPr>
+                <w:rFonts w:ascii="Avenir Next" w:hAnsi="Avenir Next" w:cs="Avenir Next" w:eastAsia="Avenir Next"/>
+                <w:color w:val="1A1A1A"/>
                 <w:sz w:val="17"/>
                 <w:szCs w:val="17"/>
               </w:rPr>
-              <w:t xml:space="preserve">Step 3</w:t>
-            </w:r>
-            <w:r>
-              <w:rPr>
-                <w:rFonts w:ascii="Avenir Next" w:hAnsi="Avenir Next" w:cs="Avenir Next" w:eastAsia="Avenir Next"/>
-                <w:color w:val="1A1A1A"/>
-                <w:sz w:val="17"/>
-                <w:szCs w:val="17"/>
-              </w:rPr>
               <w:tab/>
             </w:r>
             <w:r>
               <w:rPr>
                 <w:rFonts w:ascii="Avenir Next" w:hAnsi="Avenir Next" w:cs="Avenir Next" w:eastAsia="Avenir Next"/>
                 <w:color w:val="1A1A1A"/>
-                <w:sz w:val="17"/>
+                <w:sz w:val="22"/>
                 <w:szCs w:val="17"/>
               </w:rPr>
               <w:t xml:space="preserve">Divide: 24 ÷ 4 = 6. Check: 6 is between 3 and 10.</w:t>
@@ -510,18 +513,18 @@
                 <w:rFonts w:ascii="Avenir Next" w:hAnsi="Avenir Next" w:cs="Avenir Next" w:eastAsia="Avenir Next"/>
                 <w:b/>
                 <w:color w:val="1A1A1A"/>
+                <w:sz w:val="22"/>
+                <w:szCs w:val="17"/>
+              </w:rPr>
+              <w:t xml:space="preserve">Answer</w:t>
+            </w:r>
+            <w:r>
+              <w:rPr>
+                <w:rFonts w:ascii="Avenir Next" w:hAnsi="Avenir Next" w:cs="Avenir Next" w:eastAsia="Avenir Next"/>
+                <w:color w:val="1A1A1A"/>
                 <w:sz w:val="17"/>
                 <w:szCs w:val="17"/>
               </w:rPr>
-              <w:t xml:space="preserve">Answer</w:t>
-            </w:r>
-            <w:r>
-              <w:rPr>
-                <w:rFonts w:ascii="Avenir Next" w:hAnsi="Avenir Next" w:cs="Avenir Next" w:eastAsia="Avenir Next"/>
-                <w:color w:val="1A1A1A"/>
-                <w:sz w:val="17"/>
-                <w:szCs w:val="17"/>
-              </w:rPr>
               <w:tab/>
             </w:r>
             <w:r>
@@ -529,7 +532,7 @@
                 <w:rFonts w:ascii="Avenir Next" w:hAnsi="Avenir Next" w:cs="Avenir Next" w:eastAsia="Avenir Next"/>
                 <w:b/>
                 <w:color w:val="1A1A1A"/>
-                <w:sz w:val="17"/>
+                <w:sz w:val="22"/>
                 <w:szCs w:val="17"/>
               </w:rPr>
               <w:t xml:space="preserve">6 stickers each</w:t>
@@ -558,7 +561,7 @@
           <w:rFonts w:ascii="Avenir Next" w:hAnsi="Avenir Next" w:cs="Avenir Next" w:eastAsia="Avenir Next"/>
           <w:b/>
           <w:color w:val="1A1A1A"/>
-          <w:sz w:val="17"/>
+          <w:sz w:val="22"/>
           <w:szCs w:val="17"/>
         </w:rPr>
         <w:t xml:space="preserve">mean</w:t>
@@ -568,7 +571,7 @@
           <w:rFonts w:ascii="Avenir Next" w:hAnsi="Avenir Next" w:cs="Avenir Next" w:eastAsia="Avenir Next"/>
           <w:i/>
           <w:color w:val="5A5F66"/>
-          <w:sz w:val="17"/>
+          <w:sz w:val="22"/>
           <w:szCs w:val="17"/>
         </w:rPr>
         <w:t xml:space="preserve"> (media)</w:t>
@@ -577,7 +580,7 @@
         <w:rPr>
           <w:rFonts w:ascii="Avenir Next" w:hAnsi="Avenir Next" w:cs="Avenir Next" w:eastAsia="Avenir Next"/>
           <w:color w:val="5A5F66"/>
-          <w:sz w:val="17"/>
+          <w:sz w:val="22"/>
           <w:szCs w:val="17"/>
         </w:rPr>
         <w:t xml:space="preserve">   ·   </w:t>
@@ -587,7 +590,7 @@
           <w:rFonts w:ascii="Avenir Next" w:hAnsi="Avenir Next" w:cs="Avenir Next" w:eastAsia="Avenir Next"/>
           <w:b/>
           <w:color w:val="1A1A1A"/>
-          <w:sz w:val="17"/>
+          <w:sz w:val="22"/>
           <w:szCs w:val="17"/>
         </w:rPr>
         <w:t xml:space="preserve">average</w:t>
@@ -597,7 +600,7 @@
           <w:rFonts w:ascii="Avenir Next" w:hAnsi="Avenir Next" w:cs="Avenir Next" w:eastAsia="Avenir Next"/>
           <w:i/>
           <w:color w:val="5A5F66"/>
-          <w:sz w:val="17"/>
+          <w:sz w:val="22"/>
           <w:szCs w:val="17"/>
         </w:rPr>
         <w:t xml:space="preserve"> (promedio)</w:t>
@@ -606,7 +609,7 @@
         <w:rPr>
           <w:rFonts w:ascii="Avenir Next" w:hAnsi="Avenir Next" w:cs="Avenir Next" w:eastAsia="Avenir Next"/>
           <w:color w:val="5A5F66"/>
-          <w:sz w:val="17"/>
+          <w:sz w:val="22"/>
           <w:szCs w:val="17"/>
         </w:rPr>
         <w:t xml:space="preserve">   ·   </w:t>
@@ -616,7 +619,7 @@
           <w:rFonts w:ascii="Avenir Next" w:hAnsi="Avenir Next" w:cs="Avenir Next" w:eastAsia="Avenir Next"/>
           <w:b/>
           <w:color w:val="1A1A1A"/>
-          <w:sz w:val="17"/>
+          <w:sz w:val="22"/>
           <w:szCs w:val="17"/>
         </w:rPr>
         <w:t xml:space="preserve">measure of center</w:t>
@@ -626,7 +629,7 @@
           <w:rFonts w:ascii="Avenir Next" w:hAnsi="Avenir Next" w:cs="Avenir Next" w:eastAsia="Avenir Next"/>
           <w:i/>
           <w:color w:val="5A5F66"/>
-          <w:sz w:val="17"/>
+          <w:sz w:val="22"/>
           <w:szCs w:val="17"/>
         </w:rPr>
         <w:t xml:space="preserve"> (medida de centro)</w:t>
@@ -635,7 +638,7 @@
         <w:rPr>
           <w:rFonts w:ascii="Avenir Next" w:hAnsi="Avenir Next" w:cs="Avenir Next" w:eastAsia="Avenir Next"/>
           <w:color w:val="5A5F66"/>
-          <w:sz w:val="17"/>
+          <w:sz w:val="22"/>
           <w:szCs w:val="17"/>
         </w:rPr>
         <w:t xml:space="preserve">   ·   </w:t>
@@ -645,7 +648,7 @@
           <w:rFonts w:ascii="Avenir Next" w:hAnsi="Avenir Next" w:cs="Avenir Next" w:eastAsia="Avenir Next"/>
           <w:b/>
           <w:color w:val="1A1A1A"/>
-          <w:sz w:val="17"/>
+          <w:sz w:val="22"/>
           <w:szCs w:val="17"/>
         </w:rPr>
         <w:t xml:space="preserve">data set</w:t>
@@ -655,7 +658,7 @@
           <w:rFonts w:ascii="Avenir Next" w:hAnsi="Avenir Next" w:cs="Avenir Next" w:eastAsia="Avenir Next"/>
           <w:i/>
           <w:color w:val="5A5F66"/>
-          <w:sz w:val="17"/>
+          <w:sz w:val="22"/>
           <w:szCs w:val="17"/>
         </w:rPr>
         <w:t xml:space="preserve"> (conjunto de datos)</w:t>
@@ -663,6 +666,7 @@
     </w:p>
     <w:p>
       <w:pPr>
+        <w:pStyle w:val="Heading2"/>
         <w:keepNext/>
         <w:pBdr>
           <w:bottom w:val="single" w:sz="8" w:space="3" w:color="003A70"/>
@@ -678,7 +682,7 @@
           <w:b/>
           <w:color w:val="003A70"/>
           <w:spacing w:val="14"/>
-          <w:sz w:val="19"/>
+          <w:sz w:val="22"/>
           <w:szCs w:val="19"/>
         </w:rPr>
         <w:t xml:space="preserve">PRACTICE</w:t>
@@ -697,7 +701,7 @@
           <w:rFonts w:ascii="Avenir Next" w:hAnsi="Avenir Next" w:cs="Avenir Next" w:eastAsia="Avenir Next"/>
           <w:i/>
           <w:color w:val="5A5F66"/>
-          <w:sz w:val="17"/>
+          <w:sz w:val="22"/>
           <w:szCs w:val="17"/>
         </w:rPr>
         <w:t xml:space="preserve">show your work · label units</w:t>
@@ -705,7 +709,7 @@
     </w:p>
     <w:p>
       <w:pPr>
-        <w:spacing w:before="0" w:after="0" w:line="20" w:lineRule="exact"/>
+        <w:spacing w:before="0" w:after="0" w:line="50" w:lineRule="exact"/>
       </w:pPr>
     </w:p>
     <w:tbl>
@@ -755,25 +759,25 @@
                 <w:rFonts w:ascii="Avenir Next" w:hAnsi="Avenir Next" w:cs="Avenir Next" w:eastAsia="Avenir Next"/>
                 <w:b/>
                 <w:color w:val="1A1A1A"/>
+                <w:sz w:val="22"/>
+                <w:szCs w:val="20"/>
+              </w:rPr>
+              <w:t xml:space="preserve">1.</w:t>
+            </w:r>
+            <w:r>
+              <w:rPr>
+                <w:rFonts w:ascii="Avenir Next" w:hAnsi="Avenir Next" w:cs="Avenir Next" w:eastAsia="Avenir Next"/>
+                <w:color w:val="1A1A1A"/>
                 <w:sz w:val="20"/>
                 <w:szCs w:val="20"/>
               </w:rPr>
-              <w:t xml:space="preserve">1.</w:t>
-            </w:r>
-            <w:r>
-              <w:rPr>
-                <w:rFonts w:ascii="Avenir Next" w:hAnsi="Avenir Next" w:cs="Avenir Next" w:eastAsia="Avenir Next"/>
-                <w:color w:val="1A1A1A"/>
-                <w:sz w:val="20"/>
-                <w:szCs w:val="20"/>
-              </w:rPr>
               <w:tab/>
             </w:r>
             <w:r>
               <w:rPr>
                 <w:rFonts w:ascii="Avenir Next" w:hAnsi="Avenir Next" w:cs="Avenir Next" w:eastAsia="Avenir Next"/>
                 <w:color w:val="1A1A1A"/>
-                <w:sz w:val="20"/>
+                <w:sz w:val="22"/>
                 <w:szCs w:val="20"/>
               </w:rPr>
               <w:t xml:space="preserve">Find the mean of each data set.</w:t>
@@ -828,7 +832,7 @@
                       <w:rFonts w:ascii="Avenir Next" w:hAnsi="Avenir Next" w:cs="Avenir Next" w:eastAsia="Avenir Next"/>
                       <w:b/>
                       <w:color w:val="003A70"/>
-                      <w:sz w:val="20"/>
+                      <w:sz w:val="22"/>
                       <w:szCs w:val="20"/>
                     </w:rPr>
                     <w:t xml:space="preserve">a.</w:t>
@@ -846,7 +850,7 @@
                     <w:rPr>
                       <w:rFonts w:ascii="Avenir Next" w:hAnsi="Avenir Next" w:cs="Avenir Next" w:eastAsia="Avenir Next"/>
                       <w:color w:val="1A1A1A"/>
-                      <w:sz w:val="20"/>
+                      <w:sz w:val="22"/>
                       <w:szCs w:val="20"/>
                     </w:rPr>
                     <w:t xml:space="preserve">8, 12, 9, 11, 15</w:t>
@@ -890,7 +894,7 @@
                       <w:rFonts w:ascii="Avenir Next" w:hAnsi="Avenir Next" w:cs="Avenir Next" w:eastAsia="Avenir Next"/>
                       <w:b/>
                       <w:color w:val="003A70"/>
-                      <w:sz w:val="20"/>
+                      <w:sz w:val="22"/>
                       <w:szCs w:val="20"/>
                     </w:rPr>
                     <w:t xml:space="preserve">b.</w:t>
@@ -908,7 +912,7 @@
                     <w:rPr>
                       <w:rFonts w:ascii="Avenir Next" w:hAnsi="Avenir Next" w:cs="Avenir Next" w:eastAsia="Avenir Next"/>
                       <w:color w:val="1A1A1A"/>
-                      <w:sz w:val="20"/>
+                      <w:sz w:val="22"/>
                       <w:szCs w:val="20"/>
                     </w:rPr>
                     <w:t xml:space="preserve">7, 4, 9, 6, 9</w:t>
@@ -958,7 +962,7 @@
                       <w:rFonts w:ascii="Avenir Next" w:hAnsi="Avenir Next" w:cs="Avenir Next" w:eastAsia="Avenir Next"/>
                       <w:b/>
                       <w:color w:val="003A70"/>
-                      <w:sz w:val="20"/>
+                      <w:sz w:val="22"/>
                       <w:szCs w:val="20"/>
                     </w:rPr>
                     <w:t xml:space="preserve">c.</w:t>
@@ -976,7 +980,7 @@
                     <w:rPr>
                       <w:rFonts w:ascii="Avenir Next" w:hAnsi="Avenir Next" w:cs="Avenir Next" w:eastAsia="Avenir Next"/>
                       <w:color w:val="1A1A1A"/>
-                      <w:sz w:val="20"/>
+                      <w:sz w:val="22"/>
                       <w:szCs w:val="20"/>
                     </w:rPr>
                     <w:t xml:space="preserve">20, 16, 22, 18, 25, 25</w:t>
@@ -1020,7 +1024,7 @@
                       <w:rFonts w:ascii="Avenir Next" w:hAnsi="Avenir Next" w:cs="Avenir Next" w:eastAsia="Avenir Next"/>
                       <w:b/>
                       <w:color w:val="003A70"/>
-                      <w:sz w:val="20"/>
+                      <w:sz w:val="22"/>
                       <w:szCs w:val="20"/>
                     </w:rPr>
                     <w:t xml:space="preserve">d.</w:t>
@@ -1038,7 +1042,7 @@
                     <w:rPr>
                       <w:rFonts w:ascii="Avenir Next" w:hAnsi="Avenir Next" w:cs="Avenir Next" w:eastAsia="Avenir Next"/>
                       <w:color w:val="1A1A1A"/>
-                      <w:sz w:val="20"/>
+                      <w:sz w:val="22"/>
                       <w:szCs w:val="20"/>
                     </w:rPr>
                     <w:t xml:space="preserve">25, 30, 20, 35, 40, 30</w:t>
@@ -1068,7 +1072,7 @@
           </w:tbl>
           <w:p>
             <w:pPr>
-              <w:spacing w:before="0" w:after="0" w:line="24" w:lineRule="auto"/>
+              <w:spacing w:before="0" w:after="0" w:line="50" w:lineRule="exact"/>
             </w:pPr>
           </w:p>
         </w:tc>
@@ -1076,12 +1080,12 @@
     </w:tbl>
     <w:p>
       <w:pPr>
-        <w:spacing w:before="0" w:after="0" w:line="20" w:lineRule="exact"/>
+        <w:spacing w:before="0" w:after="0" w:line="50" w:lineRule="exact"/>
       </w:pPr>
     </w:p>
     <w:p>
       <w:pPr>
-        <w:spacing w:before="0" w:after="0" w:line="20" w:lineRule="exact"/>
+        <w:spacing w:before="0" w:after="0" w:line="50" w:lineRule="exact"/>
       </w:pPr>
     </w:p>
     <w:tbl>
@@ -1131,18 +1135,18 @@
                 <w:rFonts w:ascii="Avenir Next" w:hAnsi="Avenir Next" w:cs="Avenir Next" w:eastAsia="Avenir Next"/>
                 <w:b/>
                 <w:color w:val="1A1A1A"/>
+                <w:sz w:val="22"/>
+                <w:szCs w:val="20"/>
+              </w:rPr>
+              <w:t xml:space="preserve">2.</w:t>
+            </w:r>
+            <w:r>
+              <w:rPr>
+                <w:rFonts w:ascii="Avenir Next" w:hAnsi="Avenir Next" w:cs="Avenir Next" w:eastAsia="Avenir Next"/>
+                <w:color w:val="1A1A1A"/>
                 <w:sz w:val="20"/>
                 <w:szCs w:val="20"/>
               </w:rPr>
-              <w:t xml:space="preserve">2.</w:t>
-            </w:r>
-            <w:r>
-              <w:rPr>
-                <w:rFonts w:ascii="Avenir Next" w:hAnsi="Avenir Next" w:cs="Avenir Next" w:eastAsia="Avenir Next"/>
-                <w:color w:val="1A1A1A"/>
-                <w:sz w:val="20"/>
-                <w:szCs w:val="20"/>
-              </w:rPr>
               <w:tab/>
             </w:r>
             <w:r>
@@ -1150,7 +1154,7 @@
                 <w:rFonts w:ascii="Avenir Next" w:hAnsi="Avenir Next" w:cs="Avenir Next" w:eastAsia="Avenir Next"/>
                 <w:b/>
                 <w:color w:val="1A1A1A"/>
-                <w:sz w:val="20"/>
+                <w:sz w:val="22"/>
                 <w:szCs w:val="20"/>
               </w:rPr>
               <w:t xml:space="preserve">Bird Feeder.  </w:t>
@@ -1159,7 +1163,7 @@
               <w:rPr>
                 <w:rFonts w:ascii="Avenir Next" w:hAnsi="Avenir Next" w:cs="Avenir Next" w:eastAsia="Avenir Next"/>
                 <w:color w:val="1A1A1A"/>
-                <w:sz w:val="20"/>
+                <w:sz w:val="22"/>
                 <w:szCs w:val="20"/>
               </w:rPr>
               <w:t xml:space="preserve">The dot plot shows the number of birds that visited a feeder on six mornings.</w:t>
@@ -1175,7 +1179,7 @@
               <w:drawing>
                 <wp:inline distT="0" distB="0" distL="0" distR="0">
                   <wp:extent cx="3840480" cy="1042415"/>
-                  <wp:docPr id="1" name="Figure 1"/>
+                  <wp:docPr id="1" name="Figure 1" descr="Dot plot. Horizontal axis: Visits Each Morning, 8 to 20, ticks every 1. Dots by value: 9: 1; 11: 1; 14: 1; 16: 2; 18: 1"/>
                   <a:graphic xmlns:a="http://schemas.openxmlformats.org/drawingml/2006/main">
                     <a:graphicData uri="http://schemas.openxmlformats.org/drawingml/2006/picture">
                       <pic:pic xmlns:pic="http://schemas.openxmlformats.org/drawingml/2006/picture">
@@ -1219,25 +1223,25 @@
                 <w:rFonts w:ascii="Avenir Next" w:hAnsi="Avenir Next" w:cs="Avenir Next" w:eastAsia="Avenir Next"/>
                 <w:b/>
                 <w:color w:val="003A70"/>
+                <w:sz w:val="22"/>
+                <w:szCs w:val="20"/>
+              </w:rPr>
+              <w:t xml:space="preserve">a.</w:t>
+            </w:r>
+            <w:r>
+              <w:rPr>
+                <w:rFonts w:ascii="Avenir Next" w:hAnsi="Avenir Next" w:cs="Avenir Next" w:eastAsia="Avenir Next"/>
+                <w:color w:val="1A1A1A"/>
                 <w:sz w:val="20"/>
                 <w:szCs w:val="20"/>
               </w:rPr>
-              <w:t xml:space="preserve">a.</w:t>
-            </w:r>
-            <w:r>
-              <w:rPr>
-                <w:rFonts w:ascii="Avenir Next" w:hAnsi="Avenir Next" w:cs="Avenir Next" w:eastAsia="Avenir Next"/>
-                <w:color w:val="1A1A1A"/>
-                <w:sz w:val="20"/>
-                <w:szCs w:val="20"/>
-              </w:rPr>
               <w:tab/>
             </w:r>
             <w:r>
               <w:rPr>
                 <w:rFonts w:ascii="Avenir Next" w:hAnsi="Avenir Next" w:cs="Avenir Next" w:eastAsia="Avenir Next"/>
                 <w:color w:val="1A1A1A"/>
-                <w:sz w:val="20"/>
+                <w:sz w:val="22"/>
                 <w:szCs w:val="20"/>
               </w:rPr>
               <w:t xml:space="preserve">Total visits:</w:t>
@@ -1276,25 +1280,25 @@
                 <w:rFonts w:ascii="Avenir Next" w:hAnsi="Avenir Next" w:cs="Avenir Next" w:eastAsia="Avenir Next"/>
                 <w:b/>
                 <w:color w:val="003A70"/>
+                <w:sz w:val="22"/>
+                <w:szCs w:val="20"/>
+              </w:rPr>
+              <w:t xml:space="preserve">b.</w:t>
+            </w:r>
+            <w:r>
+              <w:rPr>
+                <w:rFonts w:ascii="Avenir Next" w:hAnsi="Avenir Next" w:cs="Avenir Next" w:eastAsia="Avenir Next"/>
+                <w:color w:val="1A1A1A"/>
                 <w:sz w:val="20"/>
                 <w:szCs w:val="20"/>
               </w:rPr>
-              <w:t xml:space="preserve">b.</w:t>
-            </w:r>
-            <w:r>
-              <w:rPr>
-                <w:rFonts w:ascii="Avenir Next" w:hAnsi="Avenir Next" w:cs="Avenir Next" w:eastAsia="Avenir Next"/>
-                <w:color w:val="1A1A1A"/>
-                <w:sz w:val="20"/>
-                <w:szCs w:val="20"/>
-              </w:rPr>
               <w:tab/>
             </w:r>
             <w:r>
               <w:rPr>
                 <w:rFonts w:ascii="Avenir Next" w:hAnsi="Avenir Next" w:cs="Avenir Next" w:eastAsia="Avenir Next"/>
                 <w:color w:val="1A1A1A"/>
-                <w:sz w:val="20"/>
+                <w:sz w:val="22"/>
                 <w:szCs w:val="20"/>
               </w:rPr>
               <w:t xml:space="preserve">Mean visits per morning:</w:t>
@@ -1324,12 +1328,12 @@
     </w:tbl>
     <w:p>
       <w:pPr>
-        <w:spacing w:before="0" w:after="0" w:line="20" w:lineRule="exact"/>
+        <w:spacing w:before="0" w:after="0" w:line="50" w:lineRule="exact"/>
       </w:pPr>
     </w:p>
     <w:p>
       <w:pPr>
-        <w:spacing w:before="0" w:after="0" w:line="20" w:lineRule="exact"/>
+        <w:spacing w:before="0" w:after="0" w:line="50" w:lineRule="exact"/>
       </w:pPr>
     </w:p>
     <w:tbl>
@@ -1380,18 +1384,18 @@
                 <w:rFonts w:ascii="Avenir Next" w:hAnsi="Avenir Next" w:cs="Avenir Next" w:eastAsia="Avenir Next"/>
                 <w:b/>
                 <w:color w:val="1A1A1A"/>
+                <w:sz w:val="22"/>
+                <w:szCs w:val="20"/>
+              </w:rPr>
+              <w:t xml:space="preserve">3.</w:t>
+            </w:r>
+            <w:r>
+              <w:rPr>
+                <w:rFonts w:ascii="Avenir Next" w:hAnsi="Avenir Next" w:cs="Avenir Next" w:eastAsia="Avenir Next"/>
+                <w:color w:val="1A1A1A"/>
                 <w:sz w:val="20"/>
                 <w:szCs w:val="20"/>
               </w:rPr>
-              <w:t xml:space="preserve">3.</w:t>
-            </w:r>
-            <w:r>
-              <w:rPr>
-                <w:rFonts w:ascii="Avenir Next" w:hAnsi="Avenir Next" w:cs="Avenir Next" w:eastAsia="Avenir Next"/>
-                <w:color w:val="1A1A1A"/>
-                <w:sz w:val="20"/>
-                <w:szCs w:val="20"/>
-              </w:rPr>
               <w:tab/>
             </w:r>
             <w:r>
@@ -1399,7 +1403,7 @@
                 <w:rFonts w:ascii="Avenir Next" w:hAnsi="Avenir Next" w:cs="Avenir Next" w:eastAsia="Avenir Next"/>
                 <w:b/>
                 <w:color w:val="1A1A1A"/>
-                <w:sz w:val="20"/>
+                <w:sz w:val="22"/>
                 <w:szCs w:val="20"/>
               </w:rPr>
               <w:t xml:space="preserve">Seedling Growth.  </w:t>
@@ -1408,7 +1412,7 @@
               <w:rPr>
                 <w:rFonts w:ascii="Avenir Next" w:hAnsi="Avenir Next" w:cs="Avenir Next" w:eastAsia="Avenir Next"/>
                 <w:color w:val="1A1A1A"/>
-                <w:sz w:val="20"/>
+                <w:sz w:val="22"/>
                 <w:szCs w:val="20"/>
               </w:rPr>
               <w:t xml:space="preserve">Five seedlings grew 12, 9, 15, 11 and 13 cm. Find the mean growth.</w:t>
@@ -1425,7 +1429,7 @@
                 <w:rFonts w:ascii="Avenir Next" w:hAnsi="Avenir Next" w:cs="Avenir Next" w:eastAsia="Avenir Next"/>
                 <w:b/>
                 <w:color w:val="003A70"/>
-                <w:sz w:val="17"/>
+                <w:sz w:val="22"/>
                 <w:szCs w:val="17"/>
               </w:rPr>
               <w:t xml:space="preserve">Hint  </w:t>
@@ -1435,7 +1439,7 @@
                 <w:rFonts w:ascii="Avenir Next" w:hAnsi="Avenir Next" w:cs="Avenir Next" w:eastAsia="Avenir Next"/>
                 <w:i/>
                 <w:color w:val="5A5F66"/>
-                <w:sz w:val="17"/>
+                <w:sz w:val="22"/>
                 <w:szCs w:val="17"/>
               </w:rPr>
               <w:t xml:space="preserve">Total the growths first, then share the total among 5.</w:t>
@@ -1443,7 +1447,7 @@
           </w:p>
           <w:p>
             <w:pPr>
-              <w:spacing w:before="0" w:after="0" w:line="60" w:lineRule="auto"/>
+              <w:spacing w:before="0" w:after="0" w:line="50" w:lineRule="exact"/>
             </w:pPr>
           </w:p>
           <w:tbl>
@@ -1512,25 +1516,25 @@
                 <w:rFonts w:ascii="Avenir Next" w:hAnsi="Avenir Next" w:cs="Avenir Next" w:eastAsia="Avenir Next"/>
                 <w:b/>
                 <w:color w:val="1A1A1A"/>
+                <w:sz w:val="22"/>
+                <w:szCs w:val="18"/>
+              </w:rPr>
+              <w:t xml:space="preserve">Answer</w:t>
+            </w:r>
+            <w:r>
+              <w:rPr>
+                <w:rFonts w:ascii="Avenir Next" w:hAnsi="Avenir Next" w:cs="Avenir Next" w:eastAsia="Avenir Next"/>
+                <w:color w:val="1A1A1A"/>
                 <w:sz w:val="18"/>
                 <w:szCs w:val="18"/>
               </w:rPr>
-              <w:t xml:space="preserve">Answer</w:t>
-            </w:r>
-            <w:r>
-              <w:rPr>
-                <w:rFonts w:ascii="Avenir Next" w:hAnsi="Avenir Next" w:cs="Avenir Next" w:eastAsia="Avenir Next"/>
-                <w:color w:val="1A1A1A"/>
-                <w:sz w:val="18"/>
-                <w:szCs w:val="18"/>
-              </w:rPr>
               <w:tab/>
             </w:r>
             <w:r>
               <w:rPr>
                 <w:rFonts w:ascii="Avenir Next" w:hAnsi="Avenir Next" w:cs="Avenir Next" w:eastAsia="Avenir Next"/>
                 <w:color w:val="1A1A1A"/>
-                <w:sz w:val="18"/>
+                <w:sz w:val="22"/>
                 <w:szCs w:val="18"/>
               </w:rPr>
               <w:t xml:space="preserve">  cm</w:t>
@@ -1556,18 +1560,18 @@
                 <w:rFonts w:ascii="Avenir Next" w:hAnsi="Avenir Next" w:cs="Avenir Next" w:eastAsia="Avenir Next"/>
                 <w:b/>
                 <w:color w:val="1A1A1A"/>
+                <w:sz w:val="22"/>
+                <w:szCs w:val="20"/>
+              </w:rPr>
+              <w:t xml:space="preserve">4.</w:t>
+            </w:r>
+            <w:r>
+              <w:rPr>
+                <w:rFonts w:ascii="Avenir Next" w:hAnsi="Avenir Next" w:cs="Avenir Next" w:eastAsia="Avenir Next"/>
+                <w:color w:val="1A1A1A"/>
                 <w:sz w:val="20"/>
                 <w:szCs w:val="20"/>
               </w:rPr>
-              <w:t xml:space="preserve">4.</w:t>
-            </w:r>
-            <w:r>
-              <w:rPr>
-                <w:rFonts w:ascii="Avenir Next" w:hAnsi="Avenir Next" w:cs="Avenir Next" w:eastAsia="Avenir Next"/>
-                <w:color w:val="1A1A1A"/>
-                <w:sz w:val="20"/>
-                <w:szCs w:val="20"/>
-              </w:rPr>
               <w:tab/>
             </w:r>
             <w:r>
@@ -1575,7 +1579,7 @@
                 <w:rFonts w:ascii="Avenir Next" w:hAnsi="Avenir Next" w:cs="Avenir Next" w:eastAsia="Avenir Next"/>
                 <w:b/>
                 <w:color w:val="1A1A1A"/>
-                <w:sz w:val="20"/>
+                <w:sz w:val="22"/>
                 <w:szCs w:val="20"/>
               </w:rPr>
               <w:t xml:space="preserve">Repeated Values.  </w:t>
@@ -1584,7 +1588,7 @@
               <w:rPr>
                 <w:rFonts w:ascii="Avenir Next" w:hAnsi="Avenir Next" w:cs="Avenir Next" w:eastAsia="Avenir Next"/>
                 <w:color w:val="1A1A1A"/>
-                <w:sz w:val="20"/>
+                <w:sz w:val="22"/>
                 <w:szCs w:val="20"/>
               </w:rPr>
               <w:t xml:space="preserve">For 10, 10, 10, 40, Bryce says the mean is 10 because most values are 10. Is he right? Find the mean.</w:t>
@@ -1601,7 +1605,7 @@
                 <w:rFonts w:ascii="Avenir Next" w:hAnsi="Avenir Next" w:cs="Avenir Next" w:eastAsia="Avenir Next"/>
                 <w:b/>
                 <w:color w:val="003A70"/>
-                <w:sz w:val="17"/>
+                <w:sz w:val="22"/>
                 <w:szCs w:val="17"/>
               </w:rPr>
               <w:t xml:space="preserve">Hint  </w:t>
@@ -1611,7 +1615,7 @@
                 <w:rFonts w:ascii="Avenir Next" w:hAnsi="Avenir Next" w:cs="Avenir Next" w:eastAsia="Avenir Next"/>
                 <w:i/>
                 <w:color w:val="5A5F66"/>
-                <w:sz w:val="17"/>
+                <w:sz w:val="22"/>
                 <w:szCs w:val="17"/>
               </w:rPr>
               <w:t xml:space="preserve">The mean uses every value. Total them all first.</w:t>
@@ -1619,7 +1623,7 @@
           </w:p>
           <w:p>
             <w:pPr>
-              <w:spacing w:before="0" w:after="0" w:line="60" w:lineRule="auto"/>
+              <w:spacing w:before="0" w:after="0" w:line="50" w:lineRule="exact"/>
             </w:pPr>
           </w:p>
           <w:tbl>
@@ -1688,7 +1692,7 @@
                 <w:rFonts w:ascii="Avenir Next" w:hAnsi="Avenir Next" w:cs="Avenir Next" w:eastAsia="Avenir Next"/>
                 <w:b/>
                 <w:color w:val="1A1A1A"/>
-                <w:sz w:val="18"/>
+                <w:sz w:val="22"/>
                 <w:szCs w:val="18"/>
               </w:rPr>
               <w:t xml:space="preserve">Mean</w:t>
@@ -1708,12 +1712,12 @@
     </w:tbl>
     <w:p>
       <w:pPr>
-        <w:spacing w:before="0" w:after="0" w:line="20" w:lineRule="exact"/>
+        <w:spacing w:before="0" w:after="0" w:line="50" w:lineRule="exact"/>
       </w:pPr>
     </w:p>
     <w:p>
       <w:pPr>
-        <w:spacing w:before="0" w:after="0" w:line="20" w:lineRule="exact"/>
+        <w:spacing w:before="0" w:after="0" w:line="50" w:lineRule="exact"/>
       </w:pPr>
     </w:p>
     <w:tbl>
@@ -1764,18 +1768,18 @@
                 <w:rFonts w:ascii="Avenir Next" w:hAnsi="Avenir Next" w:cs="Avenir Next" w:eastAsia="Avenir Next"/>
                 <w:b/>
                 <w:color w:val="1A1A1A"/>
+                <w:sz w:val="22"/>
+                <w:szCs w:val="20"/>
+              </w:rPr>
+              <w:t xml:space="preserve">5.</w:t>
+            </w:r>
+            <w:r>
+              <w:rPr>
+                <w:rFonts w:ascii="Avenir Next" w:hAnsi="Avenir Next" w:cs="Avenir Next" w:eastAsia="Avenir Next"/>
+                <w:color w:val="1A1A1A"/>
                 <w:sz w:val="20"/>
                 <w:szCs w:val="20"/>
               </w:rPr>
-              <w:t xml:space="preserve">5.</w:t>
-            </w:r>
-            <w:r>
-              <w:rPr>
-                <w:rFonts w:ascii="Avenir Next" w:hAnsi="Avenir Next" w:cs="Avenir Next" w:eastAsia="Avenir Next"/>
-                <w:color w:val="1A1A1A"/>
-                <w:sz w:val="20"/>
-                <w:szCs w:val="20"/>
-              </w:rPr>
               <w:tab/>
             </w:r>
             <w:r>
@@ -1783,7 +1787,7 @@
                 <w:rFonts w:ascii="Avenir Next" w:hAnsi="Avenir Next" w:cs="Avenir Next" w:eastAsia="Avenir Next"/>
                 <w:b/>
                 <w:color w:val="1A1A1A"/>
-                <w:sz w:val="20"/>
+                <w:sz w:val="22"/>
                 <w:szCs w:val="20"/>
               </w:rPr>
               <w:t xml:space="preserve">Sticker Swap.  </w:t>
@@ -1792,7 +1796,7 @@
               <w:rPr>
                 <w:rFonts w:ascii="Avenir Next" w:hAnsi="Avenir Next" w:cs="Avenir Next" w:eastAsia="Avenir Next"/>
                 <w:color w:val="1A1A1A"/>
-                <w:sz w:val="20"/>
+                <w:sz w:val="22"/>
                 <w:szCs w:val="20"/>
               </w:rPr>
               <w:t xml:space="preserve">Four friends have 3, 8, 5 and 12 stickers. They share them evenly. How many does each get?</w:t>
@@ -1809,7 +1813,7 @@
                 <w:rFonts w:ascii="Avenir Next" w:hAnsi="Avenir Next" w:cs="Avenir Next" w:eastAsia="Avenir Next"/>
                 <w:b/>
                 <w:color w:val="003A70"/>
-                <w:sz w:val="17"/>
+                <w:sz w:val="22"/>
                 <w:szCs w:val="17"/>
               </w:rPr>
               <w:t xml:space="preserve">Hint  </w:t>
@@ -1819,7 +1823,7 @@
                 <w:rFonts w:ascii="Avenir Next" w:hAnsi="Avenir Next" w:cs="Avenir Next" w:eastAsia="Avenir Next"/>
                 <w:i/>
                 <w:color w:val="5A5F66"/>
-                <w:sz w:val="17"/>
+                <w:sz w:val="22"/>
                 <w:szCs w:val="17"/>
               </w:rPr>
               <w:t xml:space="preserve">Sharing equally means dividing the total by 4.</w:t>
@@ -1827,7 +1831,7 @@
           </w:p>
           <w:p>
             <w:pPr>
-              <w:spacing w:before="0" w:after="0" w:line="60" w:lineRule="auto"/>
+              <w:spacing w:before="0" w:after="0" w:line="50" w:lineRule="exact"/>
             </w:pPr>
           </w:p>
           <w:tbl>
@@ -1896,25 +1900,25 @@
                 <w:rFonts w:ascii="Avenir Next" w:hAnsi="Avenir Next" w:cs="Avenir Next" w:eastAsia="Avenir Next"/>
                 <w:b/>
                 <w:color w:val="1A1A1A"/>
+                <w:sz w:val="22"/>
+                <w:szCs w:val="18"/>
+              </w:rPr>
+              <w:t xml:space="preserve">Answer</w:t>
+            </w:r>
+            <w:r>
+              <w:rPr>
+                <w:rFonts w:ascii="Avenir Next" w:hAnsi="Avenir Next" w:cs="Avenir Next" w:eastAsia="Avenir Next"/>
+                <w:color w:val="1A1A1A"/>
                 <w:sz w:val="18"/>
                 <w:szCs w:val="18"/>
               </w:rPr>
-              <w:t xml:space="preserve">Answer</w:t>
-            </w:r>
-            <w:r>
-              <w:rPr>
-                <w:rFonts w:ascii="Avenir Next" w:hAnsi="Avenir Next" w:cs="Avenir Next" w:eastAsia="Avenir Next"/>
-                <w:color w:val="1A1A1A"/>
-                <w:sz w:val="18"/>
-                <w:szCs w:val="18"/>
-              </w:rPr>
               <w:tab/>
             </w:r>
             <w:r>
               <w:rPr>
                 <w:rFonts w:ascii="Avenir Next" w:hAnsi="Avenir Next" w:cs="Avenir Next" w:eastAsia="Avenir Next"/>
                 <w:color w:val="1A1A1A"/>
-                <w:sz w:val="18"/>
+                <w:sz w:val="22"/>
                 <w:szCs w:val="18"/>
               </w:rPr>
               <w:t xml:space="preserve">  stickers</w:t>
@@ -1940,18 +1944,18 @@
                 <w:rFonts w:ascii="Avenir Next" w:hAnsi="Avenir Next" w:cs="Avenir Next" w:eastAsia="Avenir Next"/>
                 <w:b/>
                 <w:color w:val="1A1A1A"/>
+                <w:sz w:val="22"/>
+                <w:szCs w:val="20"/>
+              </w:rPr>
+              <w:t xml:space="preserve">6.</w:t>
+            </w:r>
+            <w:r>
+              <w:rPr>
+                <w:rFonts w:ascii="Avenir Next" w:hAnsi="Avenir Next" w:cs="Avenir Next" w:eastAsia="Avenir Next"/>
+                <w:color w:val="1A1A1A"/>
                 <w:sz w:val="20"/>
                 <w:szCs w:val="20"/>
               </w:rPr>
-              <w:t xml:space="preserve">6.</w:t>
-            </w:r>
-            <w:r>
-              <w:rPr>
-                <w:rFonts w:ascii="Avenir Next" w:hAnsi="Avenir Next" w:cs="Avenir Next" w:eastAsia="Avenir Next"/>
-                <w:color w:val="1A1A1A"/>
-                <w:sz w:val="20"/>
-                <w:szCs w:val="20"/>
-              </w:rPr>
               <w:tab/>
             </w:r>
             <w:r>
@@ -1959,7 +1963,7 @@
                 <w:rFonts w:ascii="Avenir Next" w:hAnsi="Avenir Next" w:cs="Avenir Next" w:eastAsia="Avenir Next"/>
                 <w:b/>
                 <w:color w:val="1A1A1A"/>
-                <w:sz w:val="20"/>
+                <w:sz w:val="22"/>
                 <w:szCs w:val="20"/>
               </w:rPr>
               <w:t xml:space="preserve">Dog Walking.  </w:t>
@@ -1968,7 +1972,7 @@
               <w:rPr>
                 <w:rFonts w:ascii="Avenir Next" w:hAnsi="Avenir Next" w:cs="Avenir Next" w:eastAsia="Avenir Next"/>
                 <w:color w:val="1A1A1A"/>
-                <w:sz w:val="20"/>
+                <w:sz w:val="22"/>
                 <w:szCs w:val="20"/>
               </w:rPr>
               <w:t xml:space="preserve">Five afternoons of dog walking earned $14, $21, $17, $19 and $24. Find the mean earnings.</w:t>
@@ -1976,7 +1980,7 @@
           </w:p>
           <w:p>
             <w:pPr>
-              <w:spacing w:before="0" w:after="0" w:line="60" w:lineRule="auto"/>
+              <w:spacing w:before="0" w:after="0" w:line="50" w:lineRule="exact"/>
             </w:pPr>
           </w:p>
           <w:tbl>
@@ -2045,25 +2049,25 @@
                 <w:rFonts w:ascii="Avenir Next" w:hAnsi="Avenir Next" w:cs="Avenir Next" w:eastAsia="Avenir Next"/>
                 <w:b/>
                 <w:color w:val="1A1A1A"/>
+                <w:sz w:val="22"/>
+                <w:szCs w:val="18"/>
+              </w:rPr>
+              <w:t xml:space="preserve">Answer</w:t>
+            </w:r>
+            <w:r>
+              <w:rPr>
+                <w:rFonts w:ascii="Avenir Next" w:hAnsi="Avenir Next" w:cs="Avenir Next" w:eastAsia="Avenir Next"/>
+                <w:color w:val="1A1A1A"/>
                 <w:sz w:val="18"/>
                 <w:szCs w:val="18"/>
               </w:rPr>
-              <w:t xml:space="preserve">Answer</w:t>
-            </w:r>
-            <w:r>
-              <w:rPr>
-                <w:rFonts w:ascii="Avenir Next" w:hAnsi="Avenir Next" w:cs="Avenir Next" w:eastAsia="Avenir Next"/>
-                <w:color w:val="1A1A1A"/>
-                <w:sz w:val="18"/>
-                <w:szCs w:val="18"/>
-              </w:rPr>
               <w:tab/>
             </w:r>
             <w:r>
               <w:rPr>
                 <w:rFonts w:ascii="Avenir Next" w:hAnsi="Avenir Next" w:cs="Avenir Next" w:eastAsia="Avenir Next"/>
                 <w:color w:val="1A1A1A"/>
-                <w:sz w:val="18"/>
+                <w:sz w:val="22"/>
                 <w:szCs w:val="18"/>
               </w:rPr>
               <w:t xml:space="preserve">  dollars</w:t>
@@ -2074,12 +2078,12 @@
     </w:tbl>
     <w:p>
       <w:pPr>
-        <w:spacing w:before="0" w:after="0" w:line="20" w:lineRule="exact"/>
+        <w:spacing w:before="0" w:after="0" w:line="50" w:lineRule="exact"/>
       </w:pPr>
     </w:p>
     <w:p>
       <w:pPr>
-        <w:spacing w:before="0" w:after="0" w:line="20" w:lineRule="exact"/>
+        <w:spacing w:before="0" w:after="0" w:line="50" w:lineRule="exact"/>
       </w:pPr>
     </w:p>
     <w:tbl>
@@ -2129,18 +2133,18 @@
                 <w:rFonts w:ascii="Avenir Next" w:hAnsi="Avenir Next" w:cs="Avenir Next" w:eastAsia="Avenir Next"/>
                 <w:b/>
                 <w:color w:val="1A1A1A"/>
+                <w:sz w:val="22"/>
+                <w:szCs w:val="20"/>
+              </w:rPr>
+              <w:t xml:space="preserve">7.</w:t>
+            </w:r>
+            <w:r>
+              <w:rPr>
+                <w:rFonts w:ascii="Avenir Next" w:hAnsi="Avenir Next" w:cs="Avenir Next" w:eastAsia="Avenir Next"/>
+                <w:color w:val="1A1A1A"/>
                 <w:sz w:val="20"/>
                 <w:szCs w:val="20"/>
               </w:rPr>
-              <w:t xml:space="preserve">7.</w:t>
-            </w:r>
-            <w:r>
-              <w:rPr>
-                <w:rFonts w:ascii="Avenir Next" w:hAnsi="Avenir Next" w:cs="Avenir Next" w:eastAsia="Avenir Next"/>
-                <w:color w:val="1A1A1A"/>
-                <w:sz w:val="20"/>
-                <w:szCs w:val="20"/>
-              </w:rPr>
               <w:tab/>
             </w:r>
             <w:r>
@@ -2148,7 +2152,7 @@
                 <w:rFonts w:ascii="Avenir Next" w:hAnsi="Avenir Next" w:cs="Avenir Next" w:eastAsia="Avenir Next"/>
                 <w:b/>
                 <w:color w:val="1A1A1A"/>
-                <w:sz w:val="20"/>
+                <w:sz w:val="22"/>
                 <w:szCs w:val="20"/>
               </w:rPr>
               <w:t xml:space="preserve">The Zero Day.  </w:t>
@@ -2157,7 +2161,7 @@
               <w:rPr>
                 <w:rFonts w:ascii="Avenir Next" w:hAnsi="Avenir Next" w:cs="Avenir Next" w:eastAsia="Avenir Next"/>
                 <w:color w:val="1A1A1A"/>
-                <w:sz w:val="20"/>
+                <w:sz w:val="22"/>
                 <w:szCs w:val="20"/>
               </w:rPr>
               <w:t xml:space="preserve">A student earned $12, $0, $15, $9 and $14 recycling cans on five days. Nyla says to leave out the $0 day. Is she right? Find the mean.</w:t>
@@ -2174,7 +2178,7 @@
                 <w:rFonts w:ascii="Avenir Next" w:hAnsi="Avenir Next" w:cs="Avenir Next" w:eastAsia="Avenir Next"/>
                 <w:b/>
                 <w:color w:val="003A70"/>
-                <w:sz w:val="17"/>
+                <w:sz w:val="22"/>
                 <w:szCs w:val="17"/>
               </w:rPr>
               <w:t xml:space="preserve">Hint  </w:t>
@@ -2184,7 +2188,7 @@
                 <w:rFonts w:ascii="Avenir Next" w:hAnsi="Avenir Next" w:cs="Avenir Next" w:eastAsia="Avenir Next"/>
                 <w:i/>
                 <w:color w:val="5A5F66"/>
-                <w:sz w:val="17"/>
+                <w:sz w:val="22"/>
                 <w:szCs w:val="17"/>
               </w:rPr>
               <w:t xml:space="preserve">Count every day, including the day with $0.</w:t>
@@ -2192,7 +2196,7 @@
           </w:p>
           <w:p>
             <w:pPr>
-              <w:spacing w:before="0" w:after="0" w:line="60" w:lineRule="auto"/>
+              <w:spacing w:before="0" w:after="0" w:line="50" w:lineRule="exact"/>
             </w:pPr>
           </w:p>
           <w:tbl>
@@ -2261,25 +2265,25 @@
                 <w:rFonts w:ascii="Avenir Next" w:hAnsi="Avenir Next" w:cs="Avenir Next" w:eastAsia="Avenir Next"/>
                 <w:b/>
                 <w:color w:val="1A1A1A"/>
+                <w:sz w:val="22"/>
+                <w:szCs w:val="18"/>
+              </w:rPr>
+              <w:t xml:space="preserve">Answer</w:t>
+            </w:r>
+            <w:r>
+              <w:rPr>
+                <w:rFonts w:ascii="Avenir Next" w:hAnsi="Avenir Next" w:cs="Avenir Next" w:eastAsia="Avenir Next"/>
+                <w:color w:val="1A1A1A"/>
                 <w:sz w:val="18"/>
                 <w:szCs w:val="18"/>
               </w:rPr>
-              <w:t xml:space="preserve">Answer</w:t>
-            </w:r>
-            <w:r>
-              <w:rPr>
-                <w:rFonts w:ascii="Avenir Next" w:hAnsi="Avenir Next" w:cs="Avenir Next" w:eastAsia="Avenir Next"/>
-                <w:color w:val="1A1A1A"/>
-                <w:sz w:val="18"/>
-                <w:szCs w:val="18"/>
-              </w:rPr>
               <w:tab/>
             </w:r>
             <w:r>
               <w:rPr>
                 <w:rFonts w:ascii="Avenir Next" w:hAnsi="Avenir Next" w:cs="Avenir Next" w:eastAsia="Avenir Next"/>
                 <w:color w:val="1A1A1A"/>
-                <w:sz w:val="18"/>
+                <w:sz w:val="22"/>
                 <w:szCs w:val="18"/>
               </w:rPr>
               <w:t xml:space="preserve">  dollars</w:t>
@@ -2290,12 +2294,12 @@
     </w:tbl>
     <w:p>
       <w:pPr>
-        <w:spacing w:before="0" w:after="0" w:line="20" w:lineRule="exact"/>
+        <w:spacing w:before="0" w:after="0" w:line="50" w:lineRule="exact"/>
       </w:pPr>
     </w:p>
     <w:p>
       <w:pPr>
-        <w:spacing w:before="0" w:after="0" w:line="20" w:lineRule="exact"/>
+        <w:spacing w:before="0" w:after="0" w:line="50" w:lineRule="exact"/>
       </w:pPr>
     </w:p>
     <w:tbl>
@@ -2345,18 +2349,18 @@
                 <w:rFonts w:ascii="Avenir Next" w:hAnsi="Avenir Next" w:cs="Avenir Next" w:eastAsia="Avenir Next"/>
                 <w:b/>
                 <w:color w:val="1A1A1A"/>
+                <w:sz w:val="22"/>
+                <w:szCs w:val="20"/>
+              </w:rPr>
+              <w:t xml:space="preserve">8.</w:t>
+            </w:r>
+            <w:r>
+              <w:rPr>
+                <w:rFonts w:ascii="Avenir Next" w:hAnsi="Avenir Next" w:cs="Avenir Next" w:eastAsia="Avenir Next"/>
+                <w:color w:val="1A1A1A"/>
                 <w:sz w:val="20"/>
                 <w:szCs w:val="20"/>
               </w:rPr>
-              <w:t xml:space="preserve">8.</w:t>
-            </w:r>
-            <w:r>
-              <w:rPr>
-                <w:rFonts w:ascii="Avenir Next" w:hAnsi="Avenir Next" w:cs="Avenir Next" w:eastAsia="Avenir Next"/>
-                <w:color w:val="1A1A1A"/>
-                <w:sz w:val="20"/>
-                <w:szCs w:val="20"/>
-              </w:rPr>
               <w:tab/>
             </w:r>
             <w:r>
@@ -2364,7 +2368,7 @@
                 <w:rFonts w:ascii="Avenir Next" w:hAnsi="Avenir Next" w:cs="Avenir Next" w:eastAsia="Avenir Next"/>
                 <w:b/>
                 <w:color w:val="1A1A1A"/>
-                <w:sz w:val="20"/>
+                <w:sz w:val="22"/>
                 <w:szCs w:val="20"/>
               </w:rPr>
               <w:t xml:space="preserve">Class Fundraiser.  </w:t>
@@ -2373,7 +2377,7 @@
               <w:rPr>
                 <w:rFonts w:ascii="Avenir Next" w:hAnsi="Avenir Next" w:cs="Avenir Next" w:eastAsia="Avenir Next"/>
                 <w:color w:val="1A1A1A"/>
-                <w:sz w:val="20"/>
+                <w:sz w:val="22"/>
                 <w:szCs w:val="20"/>
               </w:rPr>
               <w:t xml:space="preserve">Six students raised $30, $45, $25, $50, $40 and $50.</w:t>
@@ -2393,10 +2397,28 @@
                 <w:rFonts w:ascii="Avenir Next" w:hAnsi="Avenir Next" w:cs="Avenir Next" w:eastAsia="Avenir Next"/>
                 <w:b/>
                 <w:color w:val="003A70"/>
+                <w:sz w:val="22"/>
+                <w:szCs w:val="20"/>
+              </w:rPr>
+              <w:t xml:space="preserve">a.</w:t>
+            </w:r>
+            <w:r>
+              <w:rPr>
+                <w:rFonts w:ascii="Avenir Next" w:hAnsi="Avenir Next" w:cs="Avenir Next" w:eastAsia="Avenir Next"/>
+                <w:color w:val="1A1A1A"/>
                 <w:sz w:val="20"/>
                 <w:szCs w:val="20"/>
               </w:rPr>
-              <w:t xml:space="preserve">a.</w:t>
+              <w:tab/>
+            </w:r>
+            <w:r>
+              <w:rPr>
+                <w:rFonts w:ascii="Avenir Next" w:hAnsi="Avenir Next" w:cs="Avenir Next" w:eastAsia="Avenir Next"/>
+                <w:color w:val="1A1A1A"/>
+                <w:sz w:val="22"/>
+                <w:szCs w:val="20"/>
+              </w:rPr>
+              <w:t xml:space="preserve">Find the mean amount raised.</w:t>
             </w:r>
             <w:r>
               <w:rPr>
@@ -2405,7 +2427,7 @@
                 <w:sz w:val="20"/>
                 <w:szCs w:val="20"/>
               </w:rPr>
-              <w:tab/>
+              <w:t xml:space="preserve">  </w:t>
             </w:r>
             <w:r>
               <w:rPr>
@@ -2413,24 +2435,6 @@
                 <w:color w:val="1A1A1A"/>
                 <w:sz w:val="20"/>
                 <w:szCs w:val="20"/>
-              </w:rPr>
-              <w:t xml:space="preserve">Find the mean amount raised.</w:t>
-            </w:r>
-            <w:r>
-              <w:rPr>
-                <w:rFonts w:ascii="Avenir Next" w:hAnsi="Avenir Next" w:cs="Avenir Next" w:eastAsia="Avenir Next"/>
-                <w:color w:val="1A1A1A"/>
-                <w:sz w:val="20"/>
-                <w:szCs w:val="20"/>
-              </w:rPr>
-              <w:t xml:space="preserve">  </w:t>
-            </w:r>
-            <w:r>
-              <w:rPr>
-                <w:rFonts w:ascii="Avenir Next" w:hAnsi="Avenir Next" w:cs="Avenir Next" w:eastAsia="Avenir Next"/>
-                <w:color w:val="1A1A1A"/>
-                <w:sz w:val="20"/>
-                <w:szCs w:val="20"/>
                 <w:u w:val="single"/>
               </w:rPr>
               <w:t xml:space="preserve">                </w:t>
@@ -2439,7 +2443,7 @@
               <w:rPr>
                 <w:rFonts w:ascii="Avenir Next" w:hAnsi="Avenir Next" w:cs="Avenir Next" w:eastAsia="Avenir Next"/>
                 <w:color w:val="1A1A1A"/>
-                <w:sz w:val="20"/>
+                <w:sz w:val="22"/>
                 <w:szCs w:val="20"/>
               </w:rPr>
               <w:t xml:space="preserve"> dollars</w:t>
@@ -2459,10 +2463,28 @@
                 <w:rFonts w:ascii="Avenir Next" w:hAnsi="Avenir Next" w:cs="Avenir Next" w:eastAsia="Avenir Next"/>
                 <w:b/>
                 <w:color w:val="003A70"/>
+                <w:sz w:val="22"/>
+                <w:szCs w:val="20"/>
+              </w:rPr>
+              <w:t xml:space="preserve">b.</w:t>
+            </w:r>
+            <w:r>
+              <w:rPr>
+                <w:rFonts w:ascii="Avenir Next" w:hAnsi="Avenir Next" w:cs="Avenir Next" w:eastAsia="Avenir Next"/>
+                <w:color w:val="1A1A1A"/>
                 <w:sz w:val="20"/>
                 <w:szCs w:val="20"/>
               </w:rPr>
-              <w:t xml:space="preserve">b.</w:t>
+              <w:tab/>
+            </w:r>
+            <w:r>
+              <w:rPr>
+                <w:rFonts w:ascii="Avenir Next" w:hAnsi="Avenir Next" w:cs="Avenir Next" w:eastAsia="Avenir Next"/>
+                <w:color w:val="1A1A1A"/>
+                <w:sz w:val="22"/>
+                <w:szCs w:val="20"/>
+              </w:rPr>
+              <w:t xml:space="preserve">A seventh student raises $96. Will the mean rise or fall? Find the new mean.</w:t>
             </w:r>
             <w:r>
               <w:rPr>
@@ -2471,7 +2493,7 @@
                 <w:sz w:val="20"/>
                 <w:szCs w:val="20"/>
               </w:rPr>
-              <w:tab/>
+              <w:t xml:space="preserve">  </w:t>
             </w:r>
             <w:r>
               <w:rPr>
@@ -2479,24 +2501,6 @@
                 <w:color w:val="1A1A1A"/>
                 <w:sz w:val="20"/>
                 <w:szCs w:val="20"/>
-              </w:rPr>
-              <w:t xml:space="preserve">A seventh student raises $96. Will the mean rise or fall? Find the new mean.</w:t>
-            </w:r>
-            <w:r>
-              <w:rPr>
-                <w:rFonts w:ascii="Avenir Next" w:hAnsi="Avenir Next" w:cs="Avenir Next" w:eastAsia="Avenir Next"/>
-                <w:color w:val="1A1A1A"/>
-                <w:sz w:val="20"/>
-                <w:szCs w:val="20"/>
-              </w:rPr>
-              <w:t xml:space="preserve">  </w:t>
-            </w:r>
-            <w:r>
-              <w:rPr>
-                <w:rFonts w:ascii="Avenir Next" w:hAnsi="Avenir Next" w:cs="Avenir Next" w:eastAsia="Avenir Next"/>
-                <w:color w:val="1A1A1A"/>
-                <w:sz w:val="20"/>
-                <w:szCs w:val="20"/>
                 <w:u w:val="single"/>
               </w:rPr>
               <w:t xml:space="preserve">                </w:t>
@@ -2505,7 +2509,7 @@
               <w:rPr>
                 <w:rFonts w:ascii="Avenir Next" w:hAnsi="Avenir Next" w:cs="Avenir Next" w:eastAsia="Avenir Next"/>
                 <w:color w:val="1A1A1A"/>
-                <w:sz w:val="20"/>
+                <w:sz w:val="22"/>
                 <w:szCs w:val="20"/>
               </w:rPr>
               <w:t xml:space="preserve"> dollars</w:t>
@@ -2513,7 +2517,7 @@
           </w:p>
           <w:p>
             <w:pPr>
-              <w:spacing w:before="0" w:after="0" w:line="60" w:lineRule="auto"/>
+              <w:spacing w:before="0" w:after="0" w:line="50" w:lineRule="exact"/>
             </w:pPr>
           </w:p>
           <w:tbl>
@@ -2571,7 +2575,7 @@
           </w:tbl>
           <w:p>
             <w:pPr>
-              <w:spacing w:before="0" w:after="0" w:line="24" w:lineRule="auto"/>
+              <w:spacing w:before="0" w:after="0" w:line="50" w:lineRule="exact"/>
             </w:pPr>
           </w:p>
         </w:tc>
@@ -2579,11 +2583,12 @@
     </w:tbl>
     <w:p>
       <w:pPr>
-        <w:spacing w:before="0" w:after="0" w:line="20" w:lineRule="exact"/>
+        <w:spacing w:before="0" w:after="0" w:line="50" w:lineRule="exact"/>
       </w:pPr>
     </w:p>
     <w:p>
       <w:pPr>
+        <w:pStyle w:val="Heading2"/>
         <w:keepNext/>
         <w:pBdr>
           <w:bottom w:val="single" w:sz="8" w:space="3" w:color="003A70"/>
@@ -2599,7 +2604,7 @@
           <w:b/>
           <w:color w:val="003A70"/>
           <w:spacing w:val="14"/>
-          <w:sz w:val="19"/>
+          <w:sz w:val="22"/>
           <w:szCs w:val="19"/>
         </w:rPr>
         <w:t xml:space="preserve">FIND THE ERROR</w:t>
@@ -2618,7 +2623,7 @@
           <w:rFonts w:ascii="Avenir Next" w:hAnsi="Avenir Next" w:cs="Avenir Next" w:eastAsia="Avenir Next"/>
           <w:i/>
           <w:color w:val="5A5F66"/>
-          <w:sz w:val="17"/>
+          <w:sz w:val="22"/>
           <w:szCs w:val="17"/>
         </w:rPr>
         <w:t xml:space="preserve">explain the mistake, then fix it</w:t>
@@ -2626,7 +2631,7 @@
     </w:p>
     <w:p>
       <w:pPr>
-        <w:spacing w:before="0" w:after="0" w:line="20" w:lineRule="exact"/>
+        <w:spacing w:before="0" w:after="0" w:line="50" w:lineRule="exact"/>
       </w:pPr>
     </w:p>
     <w:tbl>
@@ -2676,18 +2681,18 @@
                 <w:rFonts w:ascii="Avenir Next" w:hAnsi="Avenir Next" w:cs="Avenir Next" w:eastAsia="Avenir Next"/>
                 <w:b/>
                 <w:color w:val="1A1A1A"/>
+                <w:sz w:val="22"/>
+                <w:szCs w:val="20"/>
+              </w:rPr>
+              <w:t xml:space="preserve">9.</w:t>
+            </w:r>
+            <w:r>
+              <w:rPr>
+                <w:rFonts w:ascii="Avenir Next" w:hAnsi="Avenir Next" w:cs="Avenir Next" w:eastAsia="Avenir Next"/>
+                <w:color w:val="1A1A1A"/>
                 <w:sz w:val="20"/>
                 <w:szCs w:val="20"/>
               </w:rPr>
-              <w:t xml:space="preserve">9.</w:t>
-            </w:r>
-            <w:r>
-              <w:rPr>
-                <w:rFonts w:ascii="Avenir Next" w:hAnsi="Avenir Next" w:cs="Avenir Next" w:eastAsia="Avenir Next"/>
-                <w:color w:val="1A1A1A"/>
-                <w:sz w:val="20"/>
-                <w:szCs w:val="20"/>
-              </w:rPr>
               <w:tab/>
             </w:r>
             <w:r>
@@ -2695,7 +2700,7 @@
                 <w:rFonts w:ascii="Avenir Next" w:hAnsi="Avenir Next" w:cs="Avenir Next" w:eastAsia="Avenir Next"/>
                 <w:b/>
                 <w:color w:val="1A1A1A"/>
-                <w:sz w:val="20"/>
+                <w:sz w:val="22"/>
                 <w:szCs w:val="20"/>
               </w:rPr>
               <w:t xml:space="preserve">Simone’s Work.  </w:t>
@@ -2704,7 +2709,7 @@
               <w:rPr>
                 <w:rFonts w:ascii="Avenir Next" w:hAnsi="Avenir Next" w:cs="Avenir Next" w:eastAsia="Avenir Next"/>
                 <w:color w:val="1A1A1A"/>
-                <w:sz w:val="20"/>
+                <w:sz w:val="22"/>
                 <w:szCs w:val="20"/>
               </w:rPr>
               <w:t xml:space="preserve">For 6, 10, 8, 12, Simone added the values and wrote that the mean is 36. Explain her mistake and find the mean.</w:t>
@@ -2750,7 +2755,7 @@
                 </w:tcPr>
                 <w:p>
                   <w:pPr>
-                    <w:spacing w:before="0" w:after="0" w:line="240" w:lineRule="auto"/>
+                    <w:spacing w:before="0" w:after="0" w:line="50" w:lineRule="exact"/>
                   </w:pPr>
                 </w:p>
               </w:tc>
@@ -2770,7 +2775,7 @@
                 </w:tcPr>
                 <w:p>
                   <w:pPr>
-                    <w:spacing w:before="0" w:after="0" w:line="240" w:lineRule="auto"/>
+                    <w:spacing w:before="0" w:after="0" w:line="50" w:lineRule="exact"/>
                   </w:pPr>
                 </w:p>
               </w:tc>
@@ -2778,7 +2783,7 @@
           </w:tbl>
           <w:p>
             <w:pPr>
-              <w:spacing w:before="0" w:after="0" w:line="24" w:lineRule="auto"/>
+              <w:spacing w:before="0" w:after="0" w:line="50" w:lineRule="exact"/>
             </w:pPr>
           </w:p>
         </w:tc>
@@ -2786,11 +2791,12 @@
     </w:tbl>
     <w:p>
       <w:pPr>
-        <w:spacing w:before="0" w:after="0" w:line="20" w:lineRule="exact"/>
+        <w:spacing w:before="0" w:after="0" w:line="50" w:lineRule="exact"/>
       </w:pPr>
     </w:p>
     <w:p>
       <w:pPr>
+        <w:pStyle w:val="Heading2"/>
         <w:keepNext/>
         <w:pBdr>
           <w:bottom w:val="single" w:sz="8" w:space="3" w:color="003A70"/>
@@ -2806,7 +2812,7 @@
           <w:b/>
           <w:color w:val="003A70"/>
           <w:spacing w:val="14"/>
-          <w:sz w:val="19"/>
+          <w:sz w:val="22"/>
           <w:szCs w:val="19"/>
         </w:rPr>
         <w:t xml:space="preserve">TEST PRACTICE</w:t>
@@ -2825,7 +2831,7 @@
           <w:rFonts w:ascii="Avenir Next" w:hAnsi="Avenir Next" w:cs="Avenir Next" w:eastAsia="Avenir Next"/>
           <w:i/>
           <w:color w:val="5A5F66"/>
-          <w:sz w:val="17"/>
+          <w:sz w:val="22"/>
           <w:szCs w:val="17"/>
         </w:rPr>
         <w:t xml:space="preserve">choose the best answer</w:t>
@@ -2833,7 +2839,7 @@
     </w:p>
     <w:p>
       <w:pPr>
-        <w:spacing w:before="0" w:after="0" w:line="20" w:lineRule="exact"/>
+        <w:spacing w:before="0" w:after="0" w:line="50" w:lineRule="exact"/>
       </w:pPr>
     </w:p>
     <w:tbl>
@@ -2883,25 +2889,25 @@
                 <w:rFonts w:ascii="Avenir Next" w:hAnsi="Avenir Next" w:cs="Avenir Next" w:eastAsia="Avenir Next"/>
                 <w:b/>
                 <w:color w:val="1A1A1A"/>
+                <w:sz w:val="22"/>
+                <w:szCs w:val="20"/>
+              </w:rPr>
+              <w:t xml:space="preserve">10.</w:t>
+            </w:r>
+            <w:r>
+              <w:rPr>
+                <w:rFonts w:ascii="Avenir Next" w:hAnsi="Avenir Next" w:cs="Avenir Next" w:eastAsia="Avenir Next"/>
+                <w:color w:val="1A1A1A"/>
                 <w:sz w:val="20"/>
                 <w:szCs w:val="20"/>
               </w:rPr>
-              <w:t xml:space="preserve">10.</w:t>
-            </w:r>
-            <w:r>
-              <w:rPr>
-                <w:rFonts w:ascii="Avenir Next" w:hAnsi="Avenir Next" w:cs="Avenir Next" w:eastAsia="Avenir Next"/>
-                <w:color w:val="1A1A1A"/>
-                <w:sz w:val="20"/>
-                <w:szCs w:val="20"/>
-              </w:rPr>
               <w:tab/>
             </w:r>
             <w:r>
               <w:rPr>
                 <w:rFonts w:ascii="Avenir Next" w:hAnsi="Avenir Next" w:cs="Avenir Next" w:eastAsia="Avenir Next"/>
                 <w:color w:val="1A1A1A"/>
-                <w:sz w:val="20"/>
+                <w:sz w:val="22"/>
                 <w:szCs w:val="20"/>
               </w:rPr>
               <w:t xml:space="preserve">Find the mean of 6, 8, 10, 12.</w:t>
@@ -2957,7 +2963,7 @@
                       <w:rFonts w:ascii="Avenir Next" w:hAnsi="Avenir Next" w:cs="Avenir Next" w:eastAsia="Avenir Next"/>
                       <w:b/>
                       <w:color w:val="003A70"/>
-                      <w:sz w:val="19"/>
+                      <w:sz w:val="22"/>
                       <w:szCs w:val="19"/>
                     </w:rPr>
                     <w:t xml:space="preserve">A</w:t>
@@ -2975,7 +2981,7 @@
                     <w:rPr>
                       <w:rFonts w:ascii="Avenir Next" w:hAnsi="Avenir Next" w:cs="Avenir Next" w:eastAsia="Avenir Next"/>
                       <w:color w:val="1A1A1A"/>
-                      <w:sz w:val="19"/>
+                      <w:sz w:val="22"/>
                       <w:szCs w:val="19"/>
                     </w:rPr>
                     <w:t xml:space="preserve">9</w:t>
@@ -3000,7 +3006,7 @@
                       <w:rFonts w:ascii="Avenir Next" w:hAnsi="Avenir Next" w:cs="Avenir Next" w:eastAsia="Avenir Next"/>
                       <w:b/>
                       <w:color w:val="003A70"/>
-                      <w:sz w:val="19"/>
+                      <w:sz w:val="22"/>
                       <w:szCs w:val="19"/>
                     </w:rPr>
                     <w:t xml:space="preserve">B</w:t>
@@ -3018,7 +3024,7 @@
                     <w:rPr>
                       <w:rFonts w:ascii="Avenir Next" w:hAnsi="Avenir Next" w:cs="Avenir Next" w:eastAsia="Avenir Next"/>
                       <w:color w:val="1A1A1A"/>
-                      <w:sz w:val="19"/>
+                      <w:sz w:val="22"/>
                       <w:szCs w:val="19"/>
                     </w:rPr>
                     <w:t xml:space="preserve">36</w:t>
@@ -3043,7 +3049,7 @@
                       <w:rFonts w:ascii="Avenir Next" w:hAnsi="Avenir Next" w:cs="Avenir Next" w:eastAsia="Avenir Next"/>
                       <w:b/>
                       <w:color w:val="003A70"/>
-                      <w:sz w:val="19"/>
+                      <w:sz w:val="22"/>
                       <w:szCs w:val="19"/>
                     </w:rPr>
                     <w:t xml:space="preserve">C</w:t>
@@ -3061,7 +3067,7 @@
                     <w:rPr>
                       <w:rFonts w:ascii="Avenir Next" w:hAnsi="Avenir Next" w:cs="Avenir Next" w:eastAsia="Avenir Next"/>
                       <w:color w:val="1A1A1A"/>
-                      <w:sz w:val="19"/>
+                      <w:sz w:val="22"/>
                       <w:szCs w:val="19"/>
                     </w:rPr>
                     <w:t xml:space="preserve">10</w:t>
@@ -3086,7 +3092,7 @@
                       <w:rFonts w:ascii="Avenir Next" w:hAnsi="Avenir Next" w:cs="Avenir Next" w:eastAsia="Avenir Next"/>
                       <w:b/>
                       <w:color w:val="003A70"/>
-                      <w:sz w:val="19"/>
+                      <w:sz w:val="22"/>
                       <w:szCs w:val="19"/>
                     </w:rPr>
                     <w:t xml:space="preserve">D</w:t>
@@ -3104,7 +3110,7 @@
                     <w:rPr>
                       <w:rFonts w:ascii="Avenir Next" w:hAnsi="Avenir Next" w:cs="Avenir Next" w:eastAsia="Avenir Next"/>
                       <w:color w:val="1A1A1A"/>
-                      <w:sz w:val="19"/>
+                      <w:sz w:val="22"/>
                       <w:szCs w:val="19"/>
                     </w:rPr>
                     <w:t xml:space="preserve">4</w:t>
@@ -3115,7 +3121,7 @@
           </w:tbl>
           <w:p>
             <w:pPr>
-              <w:spacing w:before="0" w:after="0" w:line="24" w:lineRule="auto"/>
+              <w:spacing w:before="0" w:after="0" w:line="50" w:lineRule="exact"/>
             </w:pPr>
           </w:p>
         </w:tc>
@@ -3123,12 +3129,12 @@
     </w:tbl>
     <w:p>
       <w:pPr>
-        <w:spacing w:before="0" w:after="0" w:line="20" w:lineRule="exact"/>
+        <w:spacing w:before="0" w:after="0" w:line="50" w:lineRule="exact"/>
       </w:pPr>
     </w:p>
     <w:p>
       <w:pPr>
-        <w:spacing w:before="0" w:after="0" w:line="20" w:lineRule="exact"/>
+        <w:spacing w:before="0" w:after="0" w:line="50" w:lineRule="exact"/>
       </w:pPr>
     </w:p>
     <w:tbl>
@@ -3178,25 +3184,25 @@
                 <w:rFonts w:ascii="Avenir Next" w:hAnsi="Avenir Next" w:cs="Avenir Next" w:eastAsia="Avenir Next"/>
                 <w:b/>
                 <w:color w:val="1A1A1A"/>
+                <w:sz w:val="22"/>
+                <w:szCs w:val="20"/>
+              </w:rPr>
+              <w:t xml:space="preserve">11.</w:t>
+            </w:r>
+            <w:r>
+              <w:rPr>
+                <w:rFonts w:ascii="Avenir Next" w:hAnsi="Avenir Next" w:cs="Avenir Next" w:eastAsia="Avenir Next"/>
+                <w:color w:val="1A1A1A"/>
                 <w:sz w:val="20"/>
                 <w:szCs w:val="20"/>
               </w:rPr>
-              <w:t xml:space="preserve">11.</w:t>
-            </w:r>
-            <w:r>
-              <w:rPr>
-                <w:rFonts w:ascii="Avenir Next" w:hAnsi="Avenir Next" w:cs="Avenir Next" w:eastAsia="Avenir Next"/>
-                <w:color w:val="1A1A1A"/>
-                <w:sz w:val="20"/>
-                <w:szCs w:val="20"/>
-              </w:rPr>
               <w:tab/>
             </w:r>
             <w:r>
               <w:rPr>
                 <w:rFonts w:ascii="Avenir Next" w:hAnsi="Avenir Next" w:cs="Avenir Next" w:eastAsia="Avenir Next"/>
                 <w:color w:val="1A1A1A"/>
-                <w:sz w:val="20"/>
+                <w:sz w:val="22"/>
                 <w:szCs w:val="20"/>
               </w:rPr>
               <w:t xml:space="preserve">Five values total 85. What is the mean?</w:t>
@@ -3252,7 +3258,7 @@
                       <w:rFonts w:ascii="Avenir Next" w:hAnsi="Avenir Next" w:cs="Avenir Next" w:eastAsia="Avenir Next"/>
                       <w:b/>
                       <w:color w:val="003A70"/>
-                      <w:sz w:val="19"/>
+                      <w:sz w:val="22"/>
                       <w:szCs w:val="19"/>
                     </w:rPr>
                     <w:t xml:space="preserve">A</w:t>
@@ -3270,7 +3276,7 @@
                     <w:rPr>
                       <w:rFonts w:ascii="Avenir Next" w:hAnsi="Avenir Next" w:cs="Avenir Next" w:eastAsia="Avenir Next"/>
                       <w:color w:val="1A1A1A"/>
-                      <w:sz w:val="19"/>
+                      <w:sz w:val="22"/>
                       <w:szCs w:val="19"/>
                     </w:rPr>
                     <w:t xml:space="preserve">80</w:t>
@@ -3295,7 +3301,7 @@
                       <w:rFonts w:ascii="Avenir Next" w:hAnsi="Avenir Next" w:cs="Avenir Next" w:eastAsia="Avenir Next"/>
                       <w:b/>
                       <w:color w:val="003A70"/>
-                      <w:sz w:val="19"/>
+                      <w:sz w:val="22"/>
                       <w:szCs w:val="19"/>
                     </w:rPr>
                     <w:t xml:space="preserve">B</w:t>
@@ -3313,7 +3319,7 @@
                     <w:rPr>
                       <w:rFonts w:ascii="Avenir Next" w:hAnsi="Avenir Next" w:cs="Avenir Next" w:eastAsia="Avenir Next"/>
                       <w:color w:val="1A1A1A"/>
-                      <w:sz w:val="19"/>
+                      <w:sz w:val="22"/>
                       <w:szCs w:val="19"/>
                     </w:rPr>
                     <w:t xml:space="preserve">17</w:t>
@@ -3338,7 +3344,7 @@
                       <w:rFonts w:ascii="Avenir Next" w:hAnsi="Avenir Next" w:cs="Avenir Next" w:eastAsia="Avenir Next"/>
                       <w:b/>
                       <w:color w:val="003A70"/>
-                      <w:sz w:val="19"/>
+                      <w:sz w:val="22"/>
                       <w:szCs w:val="19"/>
                     </w:rPr>
                     <w:t xml:space="preserve">C</w:t>
@@ -3356,7 +3362,7 @@
                     <w:rPr>
                       <w:rFonts w:ascii="Avenir Next" w:hAnsi="Avenir Next" w:cs="Avenir Next" w:eastAsia="Avenir Next"/>
                       <w:color w:val="1A1A1A"/>
-                      <w:sz w:val="19"/>
+                      <w:sz w:val="22"/>
                       <w:szCs w:val="19"/>
                     </w:rPr>
                     <w:t xml:space="preserve">425</w:t>
@@ -3381,7 +3387,7 @@
                       <w:rFonts w:ascii="Avenir Next" w:hAnsi="Avenir Next" w:cs="Avenir Next" w:eastAsia="Avenir Next"/>
                       <w:b/>
                       <w:color w:val="003A70"/>
-                      <w:sz w:val="19"/>
+                      <w:sz w:val="22"/>
                       <w:szCs w:val="19"/>
                     </w:rPr>
                     <w:t xml:space="preserve">D</w:t>
@@ -3399,7 +3405,7 @@
                     <w:rPr>
                       <w:rFonts w:ascii="Avenir Next" w:hAnsi="Avenir Next" w:cs="Avenir Next" w:eastAsia="Avenir Next"/>
                       <w:color w:val="1A1A1A"/>
-                      <w:sz w:val="19"/>
+                      <w:sz w:val="22"/>
                       <w:szCs w:val="19"/>
                     </w:rPr>
                     <w:t xml:space="preserve">90</w:t>
@@ -3410,7 +3416,7 @@
           </w:tbl>
           <w:p>
             <w:pPr>
-              <w:spacing w:before="0" w:after="0" w:line="24" w:lineRule="auto"/>
+              <w:spacing w:before="0" w:after="0" w:line="50" w:lineRule="exact"/>
             </w:pPr>
           </w:p>
         </w:tc>
@@ -3418,11 +3424,12 @@
     </w:tbl>
     <w:p>
       <w:pPr>
-        <w:spacing w:before="0" w:after="0" w:line="20" w:lineRule="exact"/>
+        <w:spacing w:before="0" w:after="0" w:line="50" w:lineRule="exact"/>
       </w:pPr>
     </w:p>
     <w:p>
       <w:pPr>
+        <w:pStyle w:val="Heading2"/>
         <w:keepNext/>
         <w:pBdr>
           <w:bottom w:val="single" w:sz="8" w:space="3" w:color="003A70"/>
@@ -3438,7 +3445,7 @@
           <w:b/>
           <w:color w:val="003A70"/>
           <w:spacing w:val="14"/>
-          <w:sz w:val="19"/>
+          <w:sz w:val="22"/>
           <w:szCs w:val="19"/>
         </w:rPr>
         <w:t xml:space="preserve">SELF-CHECK CODE</w:t>
@@ -3457,7 +3464,7 @@
           <w:rFonts w:ascii="Avenir Next" w:hAnsi="Avenir Next" w:cs="Avenir Next" w:eastAsia="Avenir Next"/>
           <w:i/>
           <w:color w:val="5A5F66"/>
-          <w:sz w:val="17"/>
+          <w:sz w:val="22"/>
           <w:szCs w:val="17"/>
         </w:rPr>
         <w:t xml:space="preserve">find your answer · copy its letter into that problem’s box · spell a math word</w:t>
@@ -3516,7 +3523,7 @@
                 <w:rFonts w:ascii="Avenir Next" w:hAnsi="Avenir Next" w:cs="Avenir Next" w:eastAsia="Avenir Next"/>
                 <w:b/>
                 <w:color w:val="1A1A1A"/>
-                <w:sz w:val="18"/>
+                <w:sz w:val="22"/>
                 <w:szCs w:val="18"/>
               </w:rPr>
               <w:t xml:space="preserve">40</w:t>
@@ -3532,7 +3539,7 @@
                 <w:rFonts w:ascii="Avenir Next" w:hAnsi="Avenir Next" w:cs="Avenir Next" w:eastAsia="Avenir Next"/>
                 <w:b/>
                 <w:color w:val="003A70"/>
-                <w:sz w:val="18"/>
+                <w:sz w:val="22"/>
                 <w:szCs w:val="18"/>
               </w:rPr>
               <w:t xml:space="preserve">E</w:t>
@@ -3555,7 +3562,7 @@
                 <w:rFonts w:ascii="Avenir Next" w:hAnsi="Avenir Next" w:cs="Avenir Next" w:eastAsia="Avenir Next"/>
                 <w:b/>
                 <w:color w:val="1A1A1A"/>
-                <w:sz w:val="18"/>
+                <w:sz w:val="22"/>
                 <w:szCs w:val="18"/>
               </w:rPr>
               <w:t xml:space="preserve">19</w:t>
@@ -3571,7 +3578,7 @@
                 <w:rFonts w:ascii="Avenir Next" w:hAnsi="Avenir Next" w:cs="Avenir Next" w:eastAsia="Avenir Next"/>
                 <w:b/>
                 <w:color w:val="003A70"/>
-                <w:sz w:val="18"/>
+                <w:sz w:val="22"/>
                 <w:szCs w:val="18"/>
               </w:rPr>
               <w:t xml:space="preserve">A</w:t>
@@ -3594,7 +3601,7 @@
                 <w:rFonts w:ascii="Avenir Next" w:hAnsi="Avenir Next" w:cs="Avenir Next" w:eastAsia="Avenir Next"/>
                 <w:b/>
                 <w:color w:val="1A1A1A"/>
-                <w:sz w:val="18"/>
+                <w:sz w:val="22"/>
                 <w:szCs w:val="18"/>
               </w:rPr>
               <w:t xml:space="preserve">7</w:t>
@@ -3610,7 +3617,7 @@
                 <w:rFonts w:ascii="Avenir Next" w:hAnsi="Avenir Next" w:cs="Avenir Next" w:eastAsia="Avenir Next"/>
                 <w:b/>
                 <w:color w:val="003A70"/>
-                <w:sz w:val="18"/>
+                <w:sz w:val="22"/>
                 <w:szCs w:val="18"/>
               </w:rPr>
               <w:t xml:space="preserve">R</w:t>
@@ -3633,7 +3640,7 @@
                 <w:rFonts w:ascii="Avenir Next" w:hAnsi="Avenir Next" w:cs="Avenir Next" w:eastAsia="Avenir Next"/>
                 <w:b/>
                 <w:color w:val="1A1A1A"/>
-                <w:sz w:val="18"/>
+                <w:sz w:val="22"/>
                 <w:szCs w:val="18"/>
               </w:rPr>
               <w:t xml:space="preserve">70</w:t>
@@ -3649,7 +3656,7 @@
                 <w:rFonts w:ascii="Avenir Next" w:hAnsi="Avenir Next" w:cs="Avenir Next" w:eastAsia="Avenir Next"/>
                 <w:b/>
                 <w:color w:val="003A70"/>
-                <w:sz w:val="18"/>
+                <w:sz w:val="22"/>
                 <w:szCs w:val="18"/>
               </w:rPr>
               <w:t xml:space="preserve">X</w:t>
@@ -3672,7 +3679,7 @@
                 <w:rFonts w:ascii="Avenir Next" w:hAnsi="Avenir Next" w:cs="Avenir Next" w:eastAsia="Avenir Next"/>
                 <w:b/>
                 <w:color w:val="1A1A1A"/>
-                <w:sz w:val="18"/>
+                <w:sz w:val="22"/>
                 <w:szCs w:val="18"/>
               </w:rPr>
               <w:t xml:space="preserve">12.50</w:t>
@@ -3688,7 +3695,7 @@
                 <w:rFonts w:ascii="Avenir Next" w:hAnsi="Avenir Next" w:cs="Avenir Next" w:eastAsia="Avenir Next"/>
                 <w:b/>
                 <w:color w:val="003A70"/>
-                <w:sz w:val="18"/>
+                <w:sz w:val="22"/>
                 <w:szCs w:val="18"/>
               </w:rPr>
               <w:t xml:space="preserve">Q</w:t>
@@ -3711,7 +3718,7 @@
                 <w:rFonts w:ascii="Avenir Next" w:hAnsi="Avenir Next" w:cs="Avenir Next" w:eastAsia="Avenir Next"/>
                 <w:b/>
                 <w:color w:val="1A1A1A"/>
-                <w:sz w:val="18"/>
+                <w:sz w:val="22"/>
                 <w:szCs w:val="18"/>
               </w:rPr>
               <w:t xml:space="preserve">12</w:t>
@@ -3727,7 +3734,7 @@
                 <w:rFonts w:ascii="Avenir Next" w:hAnsi="Avenir Next" w:cs="Avenir Next" w:eastAsia="Avenir Next"/>
                 <w:b/>
                 <w:color w:val="003A70"/>
-                <w:sz w:val="18"/>
+                <w:sz w:val="22"/>
                 <w:szCs w:val="18"/>
               </w:rPr>
               <w:t xml:space="preserve">V</w:t>
@@ -3750,7 +3757,7 @@
                 <w:rFonts w:ascii="Avenir Next" w:hAnsi="Avenir Next" w:cs="Avenir Next" w:eastAsia="Avenir Next"/>
                 <w:b/>
                 <w:color w:val="1A1A1A"/>
-                <w:sz w:val="18"/>
+                <w:sz w:val="22"/>
                 <w:szCs w:val="18"/>
               </w:rPr>
               <w:t xml:space="preserve">16.8</w:t>
@@ -3766,7 +3773,7 @@
                 <w:rFonts w:ascii="Avenir Next" w:hAnsi="Avenir Next" w:cs="Avenir Next" w:eastAsia="Avenir Next"/>
                 <w:b/>
                 <w:color w:val="003A70"/>
-                <w:sz w:val="18"/>
+                <w:sz w:val="22"/>
                 <w:szCs w:val="18"/>
               </w:rPr>
               <w:t xml:space="preserve">Z</w:t>
@@ -3789,7 +3796,7 @@
                 <w:rFonts w:ascii="Avenir Next" w:hAnsi="Avenir Next" w:cs="Avenir Next" w:eastAsia="Avenir Next"/>
                 <w:b/>
                 <w:color w:val="1A1A1A"/>
-                <w:sz w:val="18"/>
+                <w:sz w:val="22"/>
                 <w:szCs w:val="18"/>
               </w:rPr>
               <w:t xml:space="preserve">17.5</w:t>
@@ -3805,7 +3812,7 @@
                 <w:rFonts w:ascii="Avenir Next" w:hAnsi="Avenir Next" w:cs="Avenir Next" w:eastAsia="Avenir Next"/>
                 <w:b/>
                 <w:color w:val="003A70"/>
-                <w:sz w:val="18"/>
+                <w:sz w:val="22"/>
                 <w:szCs w:val="18"/>
               </w:rPr>
               <w:t xml:space="preserve">E</w:t>
@@ -3828,7 +3835,7 @@
                 <w:rFonts w:ascii="Avenir Next" w:hAnsi="Avenir Next" w:cs="Avenir Next" w:eastAsia="Avenir Next"/>
                 <w:b/>
                 <w:color w:val="1A1A1A"/>
-                <w:sz w:val="18"/>
+                <w:sz w:val="22"/>
                 <w:szCs w:val="18"/>
               </w:rPr>
               <w:t xml:space="preserve">10</w:t>
@@ -3844,7 +3851,7 @@
                 <w:rFonts w:ascii="Avenir Next" w:hAnsi="Avenir Next" w:cs="Avenir Next" w:eastAsia="Avenir Next"/>
                 <w:b/>
                 <w:color w:val="003A70"/>
-                <w:sz w:val="18"/>
+                <w:sz w:val="22"/>
                 <w:szCs w:val="18"/>
               </w:rPr>
               <w:t xml:space="preserve">G</w:t>
@@ -3867,7 +3874,7 @@
                 <w:rFonts w:ascii="Avenir Next" w:hAnsi="Avenir Next" w:cs="Avenir Next" w:eastAsia="Avenir Next"/>
                 <w:b/>
                 <w:color w:val="1A1A1A"/>
-                <w:sz w:val="18"/>
+                <w:sz w:val="22"/>
                 <w:szCs w:val="18"/>
               </w:rPr>
               <w:t xml:space="preserve">14</w:t>
@@ -3883,7 +3890,7 @@
                 <w:rFonts w:ascii="Avenir Next" w:hAnsi="Avenir Next" w:cs="Avenir Next" w:eastAsia="Avenir Next"/>
                 <w:b/>
                 <w:color w:val="003A70"/>
-                <w:sz w:val="18"/>
+                <w:sz w:val="22"/>
                 <w:szCs w:val="18"/>
               </w:rPr>
               <w:t xml:space="preserve">A</w:t>
@@ -3894,7 +3901,7 @@
     </w:tbl>
     <w:p>
       <w:pPr>
-        <w:spacing w:before="0" w:after="0" w:line="60" w:lineRule="auto"/>
+        <w:spacing w:before="0" w:after="0" w:line="50" w:lineRule="exact"/>
       </w:pPr>
     </w:p>
     <w:tbl>
@@ -4083,7 +4090,7 @@
     </w:tbl>
     <w:p>
       <w:pPr>
-        <w:spacing w:before="0" w:after="0" w:line="40" w:lineRule="auto"/>
+        <w:spacing w:before="0" w:after="0" w:line="50" w:lineRule="exact"/>
       </w:pPr>
     </w:p>
     <w:tbl>
@@ -4125,6 +4132,7 @@
           </w:tcPr>
           <w:p>
             <w:pPr>
+              <w:pStyle w:val="Heading2"/>
               <w:spacing w:before="0" w:after="0" w:line="240" w:lineRule="auto"/>
             </w:pPr>
             <w:r>
@@ -4162,7 +4170,7 @@
               <w:rPr>
                 <w:rFonts w:ascii="Avenir Next" w:hAnsi="Avenir Next" w:cs="Avenir Next" w:eastAsia="Avenir Next"/>
                 <w:color w:val="1A1A1A"/>
-                <w:sz w:val="17"/>
+                <w:sz w:val="22"/>
                 <w:szCs w:val="17"/>
               </w:rPr>
               <w:t xml:space="preserve">  I can do this on my own</w:t>
@@ -4191,7 +4199,7 @@
               <w:rPr>
                 <w:rFonts w:ascii="Avenir Next" w:hAnsi="Avenir Next" w:cs="Avenir Next" w:eastAsia="Avenir Next"/>
                 <w:color w:val="1A1A1A"/>
-                <w:sz w:val="17"/>
+                <w:sz w:val="22"/>
                 <w:szCs w:val="17"/>
               </w:rPr>
               <w:t xml:space="preserve">  I need a little help</w:t>
@@ -4220,7 +4228,7 @@
               <w:rPr>
                 <w:rFonts w:ascii="Avenir Next" w:hAnsi="Avenir Next" w:cs="Avenir Next" w:eastAsia="Avenir Next"/>
                 <w:color w:val="1A1A1A"/>
-                <w:sz w:val="17"/>
+                <w:sz w:val="22"/>
                 <w:szCs w:val="17"/>
               </w:rPr>
               <w:t xml:space="preserve">  I have a question about #</w:t>
@@ -4241,7 +4249,7 @@
     </w:tbl>
     <w:p>
       <w:pPr>
-        <w:spacing w:before="0" w:after="0" w:line="20" w:lineRule="exact"/>
+        <w:spacing w:before="0" w:after="0" w:line="50" w:lineRule="exact"/>
       </w:pPr>
     </w:p>
     <w:sectPr>
@@ -4327,7 +4335,106 @@
               <w:sz w:val="15"/>
               <w:szCs w:val="15"/>
             </w:rPr>
-            <w:t xml:space="preserve">Lesson 2-8  ·  Session 1  ·  Practice Form A</w:t>
+            <w:t xml:space="preserve">2-8 · Page </w:t>
+          </w:r>
+          <w:r>
+            <w:rPr>
+              <w:rFonts w:ascii="Avenir Next" w:hAnsi="Avenir Next" w:cs="Avenir Next" w:eastAsia="Avenir Next"/>
+              <w:color w:val="5A5F66"/>
+              <w:sz w:val="15"/>
+              <w:szCs w:val="15"/>
+            </w:rPr>
+            <w:fldChar w:fldCharType="begin"/>
+          </w:r>
+          <w:r>
+            <w:rPr>
+              <w:rFonts w:ascii="Avenir Next" w:hAnsi="Avenir Next" w:cs="Avenir Next" w:eastAsia="Avenir Next"/>
+              <w:color w:val="5A5F66"/>
+              <w:sz w:val="15"/>
+              <w:szCs w:val="15"/>
+            </w:rPr>
+            <w:instrText xml:space="preserve"> PAGE </w:instrText>
+          </w:r>
+          <w:r>
+            <w:rPr>
+              <w:rFonts w:ascii="Avenir Next" w:hAnsi="Avenir Next" w:cs="Avenir Next" w:eastAsia="Avenir Next"/>
+              <w:color w:val="5A5F66"/>
+              <w:sz w:val="15"/>
+              <w:szCs w:val="15"/>
+            </w:rPr>
+            <w:fldChar w:fldCharType="separate"/>
+          </w:r>
+          <w:r>
+            <w:rPr>
+              <w:rFonts w:ascii="Avenir Next" w:hAnsi="Avenir Next" w:cs="Avenir Next" w:eastAsia="Avenir Next"/>
+              <w:color w:val="5A5F66"/>
+              <w:sz w:val="15"/>
+              <w:szCs w:val="15"/>
+            </w:rPr>
+            <w:t xml:space="preserve">1</w:t>
+          </w:r>
+          <w:r>
+            <w:rPr>
+              <w:rFonts w:ascii="Avenir Next" w:hAnsi="Avenir Next" w:cs="Avenir Next" w:eastAsia="Avenir Next"/>
+              <w:color w:val="5A5F66"/>
+              <w:sz w:val="15"/>
+              <w:szCs w:val="15"/>
+            </w:rPr>
+            <w:fldChar w:fldCharType="end"/>
+          </w:r>
+          <w:r>
+            <w:rPr>
+              <w:rFonts w:ascii="Avenir Next" w:hAnsi="Avenir Next" w:cs="Avenir Next" w:eastAsia="Avenir Next"/>
+              <w:color w:val="5A5F66"/>
+              <w:sz w:val="15"/>
+              <w:szCs w:val="15"/>
+            </w:rPr>
+            <w:t xml:space="preserve"> of </w:t>
+          </w:r>
+          <w:r>
+            <w:rPr>
+              <w:rFonts w:ascii="Avenir Next" w:hAnsi="Avenir Next" w:cs="Avenir Next" w:eastAsia="Avenir Next"/>
+              <w:color w:val="5A5F66"/>
+              <w:sz w:val="15"/>
+              <w:szCs w:val="15"/>
+            </w:rPr>
+            <w:fldChar w:fldCharType="begin"/>
+          </w:r>
+          <w:r>
+            <w:rPr>
+              <w:rFonts w:ascii="Avenir Next" w:hAnsi="Avenir Next" w:cs="Avenir Next" w:eastAsia="Avenir Next"/>
+              <w:color w:val="5A5F66"/>
+              <w:sz w:val="15"/>
+              <w:szCs w:val="15"/>
+            </w:rPr>
+            <w:instrText xml:space="preserve"> NUMPAGES </w:instrText>
+          </w:r>
+          <w:r>
+            <w:rPr>
+              <w:rFonts w:ascii="Avenir Next" w:hAnsi="Avenir Next" w:cs="Avenir Next" w:eastAsia="Avenir Next"/>
+              <w:color w:val="5A5F66"/>
+              <w:sz w:val="15"/>
+              <w:szCs w:val="15"/>
+            </w:rPr>
+            <w:fldChar w:fldCharType="separate"/>
+          </w:r>
+          <w:r>
+            <w:rPr>
+              <w:rFonts w:ascii="Avenir Next" w:hAnsi="Avenir Next" w:cs="Avenir Next" w:eastAsia="Avenir Next"/>
+              <w:color w:val="5A5F66"/>
+              <w:sz w:val="15"/>
+              <w:szCs w:val="15"/>
+            </w:rPr>
+            <w:t xml:space="preserve">1</w:t>
+          </w:r>
+          <w:r>
+            <w:rPr>
+              <w:rFonts w:ascii="Avenir Next" w:hAnsi="Avenir Next" w:cs="Avenir Next" w:eastAsia="Avenir Next"/>
+              <w:color w:val="5A5F66"/>
+              <w:sz w:val="15"/>
+              <w:szCs w:val="15"/>
+            </w:rPr>
+            <w:fldChar w:fldCharType="end"/>
           </w:r>
         </w:p>
       </w:tc>
@@ -4370,5 +4477,23 @@
       </w:tblCellMar>
     </w:tblPr>
   </w:style>
+  <w:style w:type="paragraph" w:styleId="Heading1">
+    <w:name w:val="heading 1"/>
+    <w:basedOn w:val="Normal"/>
+    <w:pPr>
+      <w:outlineLvl w:val="0"/>
+      <w:keepNext w:val="0"/>
+      <w:keepLines w:val="0"/>
+    </w:pPr>
+  </w:style>
+  <w:style w:type="paragraph" w:styleId="Heading2">
+    <w:name w:val="heading 2"/>
+    <w:basedOn w:val="Normal"/>
+    <w:pPr>
+      <w:outlineLvl w:val="1"/>
+      <w:keepNext w:val="0"/>
+      <w:keepLines w:val="0"/>
+    </w:pPr>
+  </w:style>
 </w:styles>
 </file>